--- a/TranscriptAnalysis/results/correlation_conventional/WoxDbIbpP_Q/WoxDbIbpP_Q_correlation_topics_n0_p15_m6.docx
+++ b/TranscriptAnalysis/results/correlation_conventional/WoxDbIbpP_Q/WoxDbIbpP_Q_correlation_topics_n0_p15_m6.docx
@@ -127,7 +127,38 @@
           </w:tcPr>
           <w:p>
             <w:r>
-              <w:t>frame_0000.jpg</w:t>
+              <w:drawing>
+                <wp:inline xmlns:a="http://schemas.openxmlformats.org/drawingml/2006/main" xmlns:pic="http://schemas.openxmlformats.org/drawingml/2006/picture">
+                  <wp:extent cx="1097280" cy="617220"/>
+                  <wp:docPr id="1" name="Picture 1"/>
+                  <wp:cNvGraphicFramePr>
+                    <a:graphicFrameLocks noChangeAspect="1"/>
+                  </wp:cNvGraphicFramePr>
+                  <a:graphic>
+                    <a:graphicData uri="http://schemas.openxmlformats.org/drawingml/2006/picture">
+                      <pic:pic>
+                        <pic:nvPicPr>
+                          <pic:cNvPr id="0" name="frame_0000.jpg"/>
+                          <pic:cNvPicPr/>
+                        </pic:nvPicPr>
+                        <pic:blipFill>
+                          <a:blip r:embed="rId9"/>
+                          <a:stretch>
+                            <a:fillRect/>
+                          </a:stretch>
+                        </pic:blipFill>
+                        <pic:spPr>
+                          <a:xfrm>
+                            <a:off x="0" y="0"/>
+                            <a:ext cx="1097280" cy="617220"/>
+                          </a:xfrm>
+                          <a:prstGeom prst="rect"/>
+                        </pic:spPr>
+                      </pic:pic>
+                    </a:graphicData>
+                  </a:graphic>
+                </wp:inline>
+              </w:drawing>
             </w:r>
           </w:p>
         </w:tc>
@@ -137,7 +168,38 @@
           </w:tcPr>
           <w:p>
             <w:r>
-              <w:t>frame_0632.jpg</w:t>
+              <w:drawing>
+                <wp:inline xmlns:a="http://schemas.openxmlformats.org/drawingml/2006/main" xmlns:pic="http://schemas.openxmlformats.org/drawingml/2006/picture">
+                  <wp:extent cx="1097280" cy="617220"/>
+                  <wp:docPr id="2" name="Picture 2"/>
+                  <wp:cNvGraphicFramePr>
+                    <a:graphicFrameLocks noChangeAspect="1"/>
+                  </wp:cNvGraphicFramePr>
+                  <a:graphic>
+                    <a:graphicData uri="http://schemas.openxmlformats.org/drawingml/2006/picture">
+                      <pic:pic>
+                        <pic:nvPicPr>
+                          <pic:cNvPr id="0" name="frame_0632.jpg"/>
+                          <pic:cNvPicPr/>
+                        </pic:nvPicPr>
+                        <pic:blipFill>
+                          <a:blip r:embed="rId10"/>
+                          <a:stretch>
+                            <a:fillRect/>
+                          </a:stretch>
+                        </pic:blipFill>
+                        <pic:spPr>
+                          <a:xfrm>
+                            <a:off x="0" y="0"/>
+                            <a:ext cx="1097280" cy="617220"/>
+                          </a:xfrm>
+                          <a:prstGeom prst="rect"/>
+                        </pic:spPr>
+                      </pic:pic>
+                    </a:graphicData>
+                  </a:graphic>
+                </wp:inline>
+              </w:drawing>
             </w:r>
           </w:p>
         </w:tc>
@@ -147,7 +209,38 @@
           </w:tcPr>
           <w:p>
             <w:r>
-              <w:t>frame_1265.jpg</w:t>
+              <w:drawing>
+                <wp:inline xmlns:a="http://schemas.openxmlformats.org/drawingml/2006/main" xmlns:pic="http://schemas.openxmlformats.org/drawingml/2006/picture">
+                  <wp:extent cx="1097280" cy="617220"/>
+                  <wp:docPr id="3" name="Picture 3"/>
+                  <wp:cNvGraphicFramePr>
+                    <a:graphicFrameLocks noChangeAspect="1"/>
+                  </wp:cNvGraphicFramePr>
+                  <a:graphic>
+                    <a:graphicData uri="http://schemas.openxmlformats.org/drawingml/2006/picture">
+                      <pic:pic>
+                        <pic:nvPicPr>
+                          <pic:cNvPr id="0" name="frame_1265.jpg"/>
+                          <pic:cNvPicPr/>
+                        </pic:nvPicPr>
+                        <pic:blipFill>
+                          <a:blip r:embed="rId11"/>
+                          <a:stretch>
+                            <a:fillRect/>
+                          </a:stretch>
+                        </pic:blipFill>
+                        <pic:spPr>
+                          <a:xfrm>
+                            <a:off x="0" y="0"/>
+                            <a:ext cx="1097280" cy="617220"/>
+                          </a:xfrm>
+                          <a:prstGeom prst="rect"/>
+                        </pic:spPr>
+                      </pic:pic>
+                    </a:graphicData>
+                  </a:graphic>
+                </wp:inline>
+              </w:drawing>
             </w:r>
           </w:p>
         </w:tc>
@@ -186,7 +279,38 @@
           </w:tcPr>
           <w:p>
             <w:r>
-              <w:t>frame_0000.jpg</w:t>
+              <w:drawing>
+                <wp:inline xmlns:a="http://schemas.openxmlformats.org/drawingml/2006/main" xmlns:pic="http://schemas.openxmlformats.org/drawingml/2006/picture">
+                  <wp:extent cx="1097280" cy="617220"/>
+                  <wp:docPr id="4" name="Picture 4"/>
+                  <wp:cNvGraphicFramePr>
+                    <a:graphicFrameLocks noChangeAspect="1"/>
+                  </wp:cNvGraphicFramePr>
+                  <a:graphic>
+                    <a:graphicData uri="http://schemas.openxmlformats.org/drawingml/2006/picture">
+                      <pic:pic>
+                        <pic:nvPicPr>
+                          <pic:cNvPr id="0" name="frame_0000.jpg"/>
+                          <pic:cNvPicPr/>
+                        </pic:nvPicPr>
+                        <pic:blipFill>
+                          <a:blip r:embed="rId9"/>
+                          <a:stretch>
+                            <a:fillRect/>
+                          </a:stretch>
+                        </pic:blipFill>
+                        <pic:spPr>
+                          <a:xfrm>
+                            <a:off x="0" y="0"/>
+                            <a:ext cx="1097280" cy="617220"/>
+                          </a:xfrm>
+                          <a:prstGeom prst="rect"/>
+                        </pic:spPr>
+                      </pic:pic>
+                    </a:graphicData>
+                  </a:graphic>
+                </wp:inline>
+              </w:drawing>
             </w:r>
           </w:p>
         </w:tc>
@@ -196,7 +320,38 @@
           </w:tcPr>
           <w:p>
             <w:r>
-              <w:t>frame_0632.jpg</w:t>
+              <w:drawing>
+                <wp:inline xmlns:a="http://schemas.openxmlformats.org/drawingml/2006/main" xmlns:pic="http://schemas.openxmlformats.org/drawingml/2006/picture">
+                  <wp:extent cx="1097280" cy="617220"/>
+                  <wp:docPr id="5" name="Picture 5"/>
+                  <wp:cNvGraphicFramePr>
+                    <a:graphicFrameLocks noChangeAspect="1"/>
+                  </wp:cNvGraphicFramePr>
+                  <a:graphic>
+                    <a:graphicData uri="http://schemas.openxmlformats.org/drawingml/2006/picture">
+                      <pic:pic>
+                        <pic:nvPicPr>
+                          <pic:cNvPr id="0" name="frame_0632.jpg"/>
+                          <pic:cNvPicPr/>
+                        </pic:nvPicPr>
+                        <pic:blipFill>
+                          <a:blip r:embed="rId10"/>
+                          <a:stretch>
+                            <a:fillRect/>
+                          </a:stretch>
+                        </pic:blipFill>
+                        <pic:spPr>
+                          <a:xfrm>
+                            <a:off x="0" y="0"/>
+                            <a:ext cx="1097280" cy="617220"/>
+                          </a:xfrm>
+                          <a:prstGeom prst="rect"/>
+                        </pic:spPr>
+                      </pic:pic>
+                    </a:graphicData>
+                  </a:graphic>
+                </wp:inline>
+              </w:drawing>
             </w:r>
           </w:p>
         </w:tc>
@@ -206,7 +361,38 @@
           </w:tcPr>
           <w:p>
             <w:r>
-              <w:t>frame_1265.jpg</w:t>
+              <w:drawing>
+                <wp:inline xmlns:a="http://schemas.openxmlformats.org/drawingml/2006/main" xmlns:pic="http://schemas.openxmlformats.org/drawingml/2006/picture">
+                  <wp:extent cx="1097280" cy="617220"/>
+                  <wp:docPr id="6" name="Picture 6"/>
+                  <wp:cNvGraphicFramePr>
+                    <a:graphicFrameLocks noChangeAspect="1"/>
+                  </wp:cNvGraphicFramePr>
+                  <a:graphic>
+                    <a:graphicData uri="http://schemas.openxmlformats.org/drawingml/2006/picture">
+                      <pic:pic>
+                        <pic:nvPicPr>
+                          <pic:cNvPr id="0" name="frame_1265.jpg"/>
+                          <pic:cNvPicPr/>
+                        </pic:nvPicPr>
+                        <pic:blipFill>
+                          <a:blip r:embed="rId11"/>
+                          <a:stretch>
+                            <a:fillRect/>
+                          </a:stretch>
+                        </pic:blipFill>
+                        <pic:spPr>
+                          <a:xfrm>
+                            <a:off x="0" y="0"/>
+                            <a:ext cx="1097280" cy="617220"/>
+                          </a:xfrm>
+                          <a:prstGeom prst="rect"/>
+                        </pic:spPr>
+                      </pic:pic>
+                    </a:graphicData>
+                  </a:graphic>
+                </wp:inline>
+              </w:drawing>
             </w:r>
           </w:p>
         </w:tc>
@@ -245,7 +431,38 @@
           </w:tcPr>
           <w:p>
             <w:r>
-              <w:t>frame_0000.jpg</w:t>
+              <w:drawing>
+                <wp:inline xmlns:a="http://schemas.openxmlformats.org/drawingml/2006/main" xmlns:pic="http://schemas.openxmlformats.org/drawingml/2006/picture">
+                  <wp:extent cx="1097280" cy="617220"/>
+                  <wp:docPr id="7" name="Picture 7"/>
+                  <wp:cNvGraphicFramePr>
+                    <a:graphicFrameLocks noChangeAspect="1"/>
+                  </wp:cNvGraphicFramePr>
+                  <a:graphic>
+                    <a:graphicData uri="http://schemas.openxmlformats.org/drawingml/2006/picture">
+                      <pic:pic>
+                        <pic:nvPicPr>
+                          <pic:cNvPr id="0" name="frame_0000.jpg"/>
+                          <pic:cNvPicPr/>
+                        </pic:nvPicPr>
+                        <pic:blipFill>
+                          <a:blip r:embed="rId9"/>
+                          <a:stretch>
+                            <a:fillRect/>
+                          </a:stretch>
+                        </pic:blipFill>
+                        <pic:spPr>
+                          <a:xfrm>
+                            <a:off x="0" y="0"/>
+                            <a:ext cx="1097280" cy="617220"/>
+                          </a:xfrm>
+                          <a:prstGeom prst="rect"/>
+                        </pic:spPr>
+                      </pic:pic>
+                    </a:graphicData>
+                  </a:graphic>
+                </wp:inline>
+              </w:drawing>
             </w:r>
           </w:p>
         </w:tc>
@@ -255,7 +472,38 @@
           </w:tcPr>
           <w:p>
             <w:r>
-              <w:t>frame_0632.jpg</w:t>
+              <w:drawing>
+                <wp:inline xmlns:a="http://schemas.openxmlformats.org/drawingml/2006/main" xmlns:pic="http://schemas.openxmlformats.org/drawingml/2006/picture">
+                  <wp:extent cx="1097280" cy="617220"/>
+                  <wp:docPr id="8" name="Picture 8"/>
+                  <wp:cNvGraphicFramePr>
+                    <a:graphicFrameLocks noChangeAspect="1"/>
+                  </wp:cNvGraphicFramePr>
+                  <a:graphic>
+                    <a:graphicData uri="http://schemas.openxmlformats.org/drawingml/2006/picture">
+                      <pic:pic>
+                        <pic:nvPicPr>
+                          <pic:cNvPr id="0" name="frame_0632.jpg"/>
+                          <pic:cNvPicPr/>
+                        </pic:nvPicPr>
+                        <pic:blipFill>
+                          <a:blip r:embed="rId10"/>
+                          <a:stretch>
+                            <a:fillRect/>
+                          </a:stretch>
+                        </pic:blipFill>
+                        <pic:spPr>
+                          <a:xfrm>
+                            <a:off x="0" y="0"/>
+                            <a:ext cx="1097280" cy="617220"/>
+                          </a:xfrm>
+                          <a:prstGeom prst="rect"/>
+                        </pic:spPr>
+                      </pic:pic>
+                    </a:graphicData>
+                  </a:graphic>
+                </wp:inline>
+              </w:drawing>
             </w:r>
           </w:p>
         </w:tc>
@@ -265,7 +513,38 @@
           </w:tcPr>
           <w:p>
             <w:r>
-              <w:t>frame_1265.jpg</w:t>
+              <w:drawing>
+                <wp:inline xmlns:a="http://schemas.openxmlformats.org/drawingml/2006/main" xmlns:pic="http://schemas.openxmlformats.org/drawingml/2006/picture">
+                  <wp:extent cx="1097280" cy="617220"/>
+                  <wp:docPr id="9" name="Picture 9"/>
+                  <wp:cNvGraphicFramePr>
+                    <a:graphicFrameLocks noChangeAspect="1"/>
+                  </wp:cNvGraphicFramePr>
+                  <a:graphic>
+                    <a:graphicData uri="http://schemas.openxmlformats.org/drawingml/2006/picture">
+                      <pic:pic>
+                        <pic:nvPicPr>
+                          <pic:cNvPr id="0" name="frame_1265.jpg"/>
+                          <pic:cNvPicPr/>
+                        </pic:nvPicPr>
+                        <pic:blipFill>
+                          <a:blip r:embed="rId11"/>
+                          <a:stretch>
+                            <a:fillRect/>
+                          </a:stretch>
+                        </pic:blipFill>
+                        <pic:spPr>
+                          <a:xfrm>
+                            <a:off x="0" y="0"/>
+                            <a:ext cx="1097280" cy="617220"/>
+                          </a:xfrm>
+                          <a:prstGeom prst="rect"/>
+                        </pic:spPr>
+                      </pic:pic>
+                    </a:graphicData>
+                  </a:graphic>
+                </wp:inline>
+              </w:drawing>
             </w:r>
           </w:p>
         </w:tc>
@@ -309,7 +588,38 @@
           </w:tcPr>
           <w:p>
             <w:r>
-              <w:t>frame_0000.jpg</w:t>
+              <w:drawing>
+                <wp:inline xmlns:a="http://schemas.openxmlformats.org/drawingml/2006/main" xmlns:pic="http://schemas.openxmlformats.org/drawingml/2006/picture">
+                  <wp:extent cx="1097280" cy="617220"/>
+                  <wp:docPr id="10" name="Picture 10"/>
+                  <wp:cNvGraphicFramePr>
+                    <a:graphicFrameLocks noChangeAspect="1"/>
+                  </wp:cNvGraphicFramePr>
+                  <a:graphic>
+                    <a:graphicData uri="http://schemas.openxmlformats.org/drawingml/2006/picture">
+                      <pic:pic>
+                        <pic:nvPicPr>
+                          <pic:cNvPr id="0" name="frame_0000.jpg"/>
+                          <pic:cNvPicPr/>
+                        </pic:nvPicPr>
+                        <pic:blipFill>
+                          <a:blip r:embed="rId9"/>
+                          <a:stretch>
+                            <a:fillRect/>
+                          </a:stretch>
+                        </pic:blipFill>
+                        <pic:spPr>
+                          <a:xfrm>
+                            <a:off x="0" y="0"/>
+                            <a:ext cx="1097280" cy="617220"/>
+                          </a:xfrm>
+                          <a:prstGeom prst="rect"/>
+                        </pic:spPr>
+                      </pic:pic>
+                    </a:graphicData>
+                  </a:graphic>
+                </wp:inline>
+              </w:drawing>
             </w:r>
           </w:p>
         </w:tc>
@@ -319,7 +629,38 @@
           </w:tcPr>
           <w:p>
             <w:r>
-              <w:t>frame_0632.jpg</w:t>
+              <w:drawing>
+                <wp:inline xmlns:a="http://schemas.openxmlformats.org/drawingml/2006/main" xmlns:pic="http://schemas.openxmlformats.org/drawingml/2006/picture">
+                  <wp:extent cx="1097280" cy="617220"/>
+                  <wp:docPr id="11" name="Picture 11"/>
+                  <wp:cNvGraphicFramePr>
+                    <a:graphicFrameLocks noChangeAspect="1"/>
+                  </wp:cNvGraphicFramePr>
+                  <a:graphic>
+                    <a:graphicData uri="http://schemas.openxmlformats.org/drawingml/2006/picture">
+                      <pic:pic>
+                        <pic:nvPicPr>
+                          <pic:cNvPr id="0" name="frame_0632.jpg"/>
+                          <pic:cNvPicPr/>
+                        </pic:nvPicPr>
+                        <pic:blipFill>
+                          <a:blip r:embed="rId10"/>
+                          <a:stretch>
+                            <a:fillRect/>
+                          </a:stretch>
+                        </pic:blipFill>
+                        <pic:spPr>
+                          <a:xfrm>
+                            <a:off x="0" y="0"/>
+                            <a:ext cx="1097280" cy="617220"/>
+                          </a:xfrm>
+                          <a:prstGeom prst="rect"/>
+                        </pic:spPr>
+                      </pic:pic>
+                    </a:graphicData>
+                  </a:graphic>
+                </wp:inline>
+              </w:drawing>
             </w:r>
           </w:p>
         </w:tc>
@@ -329,7 +670,38 @@
           </w:tcPr>
           <w:p>
             <w:r>
-              <w:t>frame_1265.jpg</w:t>
+              <w:drawing>
+                <wp:inline xmlns:a="http://schemas.openxmlformats.org/drawingml/2006/main" xmlns:pic="http://schemas.openxmlformats.org/drawingml/2006/picture">
+                  <wp:extent cx="1097280" cy="617220"/>
+                  <wp:docPr id="12" name="Picture 12"/>
+                  <wp:cNvGraphicFramePr>
+                    <a:graphicFrameLocks noChangeAspect="1"/>
+                  </wp:cNvGraphicFramePr>
+                  <a:graphic>
+                    <a:graphicData uri="http://schemas.openxmlformats.org/drawingml/2006/picture">
+                      <pic:pic>
+                        <pic:nvPicPr>
+                          <pic:cNvPr id="0" name="frame_1265.jpg"/>
+                          <pic:cNvPicPr/>
+                        </pic:nvPicPr>
+                        <pic:blipFill>
+                          <a:blip r:embed="rId11"/>
+                          <a:stretch>
+                            <a:fillRect/>
+                          </a:stretch>
+                        </pic:blipFill>
+                        <pic:spPr>
+                          <a:xfrm>
+                            <a:off x="0" y="0"/>
+                            <a:ext cx="1097280" cy="617220"/>
+                          </a:xfrm>
+                          <a:prstGeom prst="rect"/>
+                        </pic:spPr>
+                      </pic:pic>
+                    </a:graphicData>
+                  </a:graphic>
+                </wp:inline>
+              </w:drawing>
             </w:r>
           </w:p>
         </w:tc>
@@ -368,7 +740,38 @@
           </w:tcPr>
           <w:p>
             <w:r>
-              <w:t>frame_0000.jpg</w:t>
+              <w:drawing>
+                <wp:inline xmlns:a="http://schemas.openxmlformats.org/drawingml/2006/main" xmlns:pic="http://schemas.openxmlformats.org/drawingml/2006/picture">
+                  <wp:extent cx="1097280" cy="617220"/>
+                  <wp:docPr id="13" name="Picture 13"/>
+                  <wp:cNvGraphicFramePr>
+                    <a:graphicFrameLocks noChangeAspect="1"/>
+                  </wp:cNvGraphicFramePr>
+                  <a:graphic>
+                    <a:graphicData uri="http://schemas.openxmlformats.org/drawingml/2006/picture">
+                      <pic:pic>
+                        <pic:nvPicPr>
+                          <pic:cNvPr id="0" name="frame_0000.jpg"/>
+                          <pic:cNvPicPr/>
+                        </pic:nvPicPr>
+                        <pic:blipFill>
+                          <a:blip r:embed="rId9"/>
+                          <a:stretch>
+                            <a:fillRect/>
+                          </a:stretch>
+                        </pic:blipFill>
+                        <pic:spPr>
+                          <a:xfrm>
+                            <a:off x="0" y="0"/>
+                            <a:ext cx="1097280" cy="617220"/>
+                          </a:xfrm>
+                          <a:prstGeom prst="rect"/>
+                        </pic:spPr>
+                      </pic:pic>
+                    </a:graphicData>
+                  </a:graphic>
+                </wp:inline>
+              </w:drawing>
             </w:r>
           </w:p>
         </w:tc>
@@ -378,7 +781,38 @@
           </w:tcPr>
           <w:p>
             <w:r>
-              <w:t>frame_0632.jpg</w:t>
+              <w:drawing>
+                <wp:inline xmlns:a="http://schemas.openxmlformats.org/drawingml/2006/main" xmlns:pic="http://schemas.openxmlformats.org/drawingml/2006/picture">
+                  <wp:extent cx="1097280" cy="617220"/>
+                  <wp:docPr id="14" name="Picture 14"/>
+                  <wp:cNvGraphicFramePr>
+                    <a:graphicFrameLocks noChangeAspect="1"/>
+                  </wp:cNvGraphicFramePr>
+                  <a:graphic>
+                    <a:graphicData uri="http://schemas.openxmlformats.org/drawingml/2006/picture">
+                      <pic:pic>
+                        <pic:nvPicPr>
+                          <pic:cNvPr id="0" name="frame_0632.jpg"/>
+                          <pic:cNvPicPr/>
+                        </pic:nvPicPr>
+                        <pic:blipFill>
+                          <a:blip r:embed="rId10"/>
+                          <a:stretch>
+                            <a:fillRect/>
+                          </a:stretch>
+                        </pic:blipFill>
+                        <pic:spPr>
+                          <a:xfrm>
+                            <a:off x="0" y="0"/>
+                            <a:ext cx="1097280" cy="617220"/>
+                          </a:xfrm>
+                          <a:prstGeom prst="rect"/>
+                        </pic:spPr>
+                      </pic:pic>
+                    </a:graphicData>
+                  </a:graphic>
+                </wp:inline>
+              </w:drawing>
             </w:r>
           </w:p>
         </w:tc>
@@ -388,7 +822,38 @@
           </w:tcPr>
           <w:p>
             <w:r>
-              <w:t>frame_1265.jpg</w:t>
+              <w:drawing>
+                <wp:inline xmlns:a="http://schemas.openxmlformats.org/drawingml/2006/main" xmlns:pic="http://schemas.openxmlformats.org/drawingml/2006/picture">
+                  <wp:extent cx="1097280" cy="617220"/>
+                  <wp:docPr id="15" name="Picture 15"/>
+                  <wp:cNvGraphicFramePr>
+                    <a:graphicFrameLocks noChangeAspect="1"/>
+                  </wp:cNvGraphicFramePr>
+                  <a:graphic>
+                    <a:graphicData uri="http://schemas.openxmlformats.org/drawingml/2006/picture">
+                      <pic:pic>
+                        <pic:nvPicPr>
+                          <pic:cNvPr id="0" name="frame_1265.jpg"/>
+                          <pic:cNvPicPr/>
+                        </pic:nvPicPr>
+                        <pic:blipFill>
+                          <a:blip r:embed="rId11"/>
+                          <a:stretch>
+                            <a:fillRect/>
+                          </a:stretch>
+                        </pic:blipFill>
+                        <pic:spPr>
+                          <a:xfrm>
+                            <a:off x="0" y="0"/>
+                            <a:ext cx="1097280" cy="617220"/>
+                          </a:xfrm>
+                          <a:prstGeom prst="rect"/>
+                        </pic:spPr>
+                      </pic:pic>
+                    </a:graphicData>
+                  </a:graphic>
+                </wp:inline>
+              </w:drawing>
             </w:r>
           </w:p>
         </w:tc>
@@ -427,7 +892,38 @@
           </w:tcPr>
           <w:p>
             <w:r>
-              <w:t>frame_0000.jpg</w:t>
+              <w:drawing>
+                <wp:inline xmlns:a="http://schemas.openxmlformats.org/drawingml/2006/main" xmlns:pic="http://schemas.openxmlformats.org/drawingml/2006/picture">
+                  <wp:extent cx="1097280" cy="617220"/>
+                  <wp:docPr id="16" name="Picture 16"/>
+                  <wp:cNvGraphicFramePr>
+                    <a:graphicFrameLocks noChangeAspect="1"/>
+                  </wp:cNvGraphicFramePr>
+                  <a:graphic>
+                    <a:graphicData uri="http://schemas.openxmlformats.org/drawingml/2006/picture">
+                      <pic:pic>
+                        <pic:nvPicPr>
+                          <pic:cNvPr id="0" name="frame_0000.jpg"/>
+                          <pic:cNvPicPr/>
+                        </pic:nvPicPr>
+                        <pic:blipFill>
+                          <a:blip r:embed="rId9"/>
+                          <a:stretch>
+                            <a:fillRect/>
+                          </a:stretch>
+                        </pic:blipFill>
+                        <pic:spPr>
+                          <a:xfrm>
+                            <a:off x="0" y="0"/>
+                            <a:ext cx="1097280" cy="617220"/>
+                          </a:xfrm>
+                          <a:prstGeom prst="rect"/>
+                        </pic:spPr>
+                      </pic:pic>
+                    </a:graphicData>
+                  </a:graphic>
+                </wp:inline>
+              </w:drawing>
             </w:r>
           </w:p>
         </w:tc>
@@ -437,7 +933,38 @@
           </w:tcPr>
           <w:p>
             <w:r>
-              <w:t>frame_0632.jpg</w:t>
+              <w:drawing>
+                <wp:inline xmlns:a="http://schemas.openxmlformats.org/drawingml/2006/main" xmlns:pic="http://schemas.openxmlformats.org/drawingml/2006/picture">
+                  <wp:extent cx="1097280" cy="617220"/>
+                  <wp:docPr id="17" name="Picture 17"/>
+                  <wp:cNvGraphicFramePr>
+                    <a:graphicFrameLocks noChangeAspect="1"/>
+                  </wp:cNvGraphicFramePr>
+                  <a:graphic>
+                    <a:graphicData uri="http://schemas.openxmlformats.org/drawingml/2006/picture">
+                      <pic:pic>
+                        <pic:nvPicPr>
+                          <pic:cNvPr id="0" name="frame_0632.jpg"/>
+                          <pic:cNvPicPr/>
+                        </pic:nvPicPr>
+                        <pic:blipFill>
+                          <a:blip r:embed="rId10"/>
+                          <a:stretch>
+                            <a:fillRect/>
+                          </a:stretch>
+                        </pic:blipFill>
+                        <pic:spPr>
+                          <a:xfrm>
+                            <a:off x="0" y="0"/>
+                            <a:ext cx="1097280" cy="617220"/>
+                          </a:xfrm>
+                          <a:prstGeom prst="rect"/>
+                        </pic:spPr>
+                      </pic:pic>
+                    </a:graphicData>
+                  </a:graphic>
+                </wp:inline>
+              </w:drawing>
             </w:r>
           </w:p>
         </w:tc>
@@ -447,7 +974,38 @@
           </w:tcPr>
           <w:p>
             <w:r>
-              <w:t>frame_1265.jpg</w:t>
+              <w:drawing>
+                <wp:inline xmlns:a="http://schemas.openxmlformats.org/drawingml/2006/main" xmlns:pic="http://schemas.openxmlformats.org/drawingml/2006/picture">
+                  <wp:extent cx="1097280" cy="617220"/>
+                  <wp:docPr id="18" name="Picture 18"/>
+                  <wp:cNvGraphicFramePr>
+                    <a:graphicFrameLocks noChangeAspect="1"/>
+                  </wp:cNvGraphicFramePr>
+                  <a:graphic>
+                    <a:graphicData uri="http://schemas.openxmlformats.org/drawingml/2006/picture">
+                      <pic:pic>
+                        <pic:nvPicPr>
+                          <pic:cNvPr id="0" name="frame_1265.jpg"/>
+                          <pic:cNvPicPr/>
+                        </pic:nvPicPr>
+                        <pic:blipFill>
+                          <a:blip r:embed="rId11"/>
+                          <a:stretch>
+                            <a:fillRect/>
+                          </a:stretch>
+                        </pic:blipFill>
+                        <pic:spPr>
+                          <a:xfrm>
+                            <a:off x="0" y="0"/>
+                            <a:ext cx="1097280" cy="617220"/>
+                          </a:xfrm>
+                          <a:prstGeom prst="rect"/>
+                        </pic:spPr>
+                      </pic:pic>
+                    </a:graphicData>
+                  </a:graphic>
+                </wp:inline>
+              </w:drawing>
             </w:r>
           </w:p>
         </w:tc>
@@ -501,7 +1059,38 @@
           </w:tcPr>
           <w:p>
             <w:r>
-              <w:t>frame_0000.jpg</w:t>
+              <w:drawing>
+                <wp:inline xmlns:a="http://schemas.openxmlformats.org/drawingml/2006/main" xmlns:pic="http://schemas.openxmlformats.org/drawingml/2006/picture">
+                  <wp:extent cx="1097280" cy="617220"/>
+                  <wp:docPr id="19" name="Picture 19"/>
+                  <wp:cNvGraphicFramePr>
+                    <a:graphicFrameLocks noChangeAspect="1"/>
+                  </wp:cNvGraphicFramePr>
+                  <a:graphic>
+                    <a:graphicData uri="http://schemas.openxmlformats.org/drawingml/2006/picture">
+                      <pic:pic>
+                        <pic:nvPicPr>
+                          <pic:cNvPr id="0" name="frame_0000.jpg"/>
+                          <pic:cNvPicPr/>
+                        </pic:nvPicPr>
+                        <pic:blipFill>
+                          <a:blip r:embed="rId9"/>
+                          <a:stretch>
+                            <a:fillRect/>
+                          </a:stretch>
+                        </pic:blipFill>
+                        <pic:spPr>
+                          <a:xfrm>
+                            <a:off x="0" y="0"/>
+                            <a:ext cx="1097280" cy="617220"/>
+                          </a:xfrm>
+                          <a:prstGeom prst="rect"/>
+                        </pic:spPr>
+                      </pic:pic>
+                    </a:graphicData>
+                  </a:graphic>
+                </wp:inline>
+              </w:drawing>
             </w:r>
           </w:p>
         </w:tc>
@@ -511,7 +1100,38 @@
           </w:tcPr>
           <w:p>
             <w:r>
-              <w:t>frame_0632.jpg</w:t>
+              <w:drawing>
+                <wp:inline xmlns:a="http://schemas.openxmlformats.org/drawingml/2006/main" xmlns:pic="http://schemas.openxmlformats.org/drawingml/2006/picture">
+                  <wp:extent cx="1097280" cy="617220"/>
+                  <wp:docPr id="20" name="Picture 20"/>
+                  <wp:cNvGraphicFramePr>
+                    <a:graphicFrameLocks noChangeAspect="1"/>
+                  </wp:cNvGraphicFramePr>
+                  <a:graphic>
+                    <a:graphicData uri="http://schemas.openxmlformats.org/drawingml/2006/picture">
+                      <pic:pic>
+                        <pic:nvPicPr>
+                          <pic:cNvPr id="0" name="frame_0632.jpg"/>
+                          <pic:cNvPicPr/>
+                        </pic:nvPicPr>
+                        <pic:blipFill>
+                          <a:blip r:embed="rId10"/>
+                          <a:stretch>
+                            <a:fillRect/>
+                          </a:stretch>
+                        </pic:blipFill>
+                        <pic:spPr>
+                          <a:xfrm>
+                            <a:off x="0" y="0"/>
+                            <a:ext cx="1097280" cy="617220"/>
+                          </a:xfrm>
+                          <a:prstGeom prst="rect"/>
+                        </pic:spPr>
+                      </pic:pic>
+                    </a:graphicData>
+                  </a:graphic>
+                </wp:inline>
+              </w:drawing>
             </w:r>
           </w:p>
         </w:tc>
@@ -521,7 +1141,38 @@
           </w:tcPr>
           <w:p>
             <w:r>
-              <w:t>frame_1265.jpg</w:t>
+              <w:drawing>
+                <wp:inline xmlns:a="http://schemas.openxmlformats.org/drawingml/2006/main" xmlns:pic="http://schemas.openxmlformats.org/drawingml/2006/picture">
+                  <wp:extent cx="1097280" cy="617220"/>
+                  <wp:docPr id="21" name="Picture 21"/>
+                  <wp:cNvGraphicFramePr>
+                    <a:graphicFrameLocks noChangeAspect="1"/>
+                  </wp:cNvGraphicFramePr>
+                  <a:graphic>
+                    <a:graphicData uri="http://schemas.openxmlformats.org/drawingml/2006/picture">
+                      <pic:pic>
+                        <pic:nvPicPr>
+                          <pic:cNvPr id="0" name="frame_1265.jpg"/>
+                          <pic:cNvPicPr/>
+                        </pic:nvPicPr>
+                        <pic:blipFill>
+                          <a:blip r:embed="rId11"/>
+                          <a:stretch>
+                            <a:fillRect/>
+                          </a:stretch>
+                        </pic:blipFill>
+                        <pic:spPr>
+                          <a:xfrm>
+                            <a:off x="0" y="0"/>
+                            <a:ext cx="1097280" cy="617220"/>
+                          </a:xfrm>
+                          <a:prstGeom prst="rect"/>
+                        </pic:spPr>
+                      </pic:pic>
+                    </a:graphicData>
+                  </a:graphic>
+                </wp:inline>
+              </w:drawing>
             </w:r>
           </w:p>
         </w:tc>
@@ -566,7 +1217,38 @@
           </w:tcPr>
           <w:p>
             <w:r>
-              <w:t>frame_0000.jpg</w:t>
+              <w:drawing>
+                <wp:inline xmlns:a="http://schemas.openxmlformats.org/drawingml/2006/main" xmlns:pic="http://schemas.openxmlformats.org/drawingml/2006/picture">
+                  <wp:extent cx="1097280" cy="617220"/>
+                  <wp:docPr id="22" name="Picture 22"/>
+                  <wp:cNvGraphicFramePr>
+                    <a:graphicFrameLocks noChangeAspect="1"/>
+                  </wp:cNvGraphicFramePr>
+                  <a:graphic>
+                    <a:graphicData uri="http://schemas.openxmlformats.org/drawingml/2006/picture">
+                      <pic:pic>
+                        <pic:nvPicPr>
+                          <pic:cNvPr id="0" name="frame_0000.jpg"/>
+                          <pic:cNvPicPr/>
+                        </pic:nvPicPr>
+                        <pic:blipFill>
+                          <a:blip r:embed="rId9"/>
+                          <a:stretch>
+                            <a:fillRect/>
+                          </a:stretch>
+                        </pic:blipFill>
+                        <pic:spPr>
+                          <a:xfrm>
+                            <a:off x="0" y="0"/>
+                            <a:ext cx="1097280" cy="617220"/>
+                          </a:xfrm>
+                          <a:prstGeom prst="rect"/>
+                        </pic:spPr>
+                      </pic:pic>
+                    </a:graphicData>
+                  </a:graphic>
+                </wp:inline>
+              </w:drawing>
             </w:r>
           </w:p>
         </w:tc>
@@ -576,7 +1258,38 @@
           </w:tcPr>
           <w:p>
             <w:r>
-              <w:t>frame_0632.jpg</w:t>
+              <w:drawing>
+                <wp:inline xmlns:a="http://schemas.openxmlformats.org/drawingml/2006/main" xmlns:pic="http://schemas.openxmlformats.org/drawingml/2006/picture">
+                  <wp:extent cx="1097280" cy="617220"/>
+                  <wp:docPr id="23" name="Picture 23"/>
+                  <wp:cNvGraphicFramePr>
+                    <a:graphicFrameLocks noChangeAspect="1"/>
+                  </wp:cNvGraphicFramePr>
+                  <a:graphic>
+                    <a:graphicData uri="http://schemas.openxmlformats.org/drawingml/2006/picture">
+                      <pic:pic>
+                        <pic:nvPicPr>
+                          <pic:cNvPr id="0" name="frame_0632.jpg"/>
+                          <pic:cNvPicPr/>
+                        </pic:nvPicPr>
+                        <pic:blipFill>
+                          <a:blip r:embed="rId10"/>
+                          <a:stretch>
+                            <a:fillRect/>
+                          </a:stretch>
+                        </pic:blipFill>
+                        <pic:spPr>
+                          <a:xfrm>
+                            <a:off x="0" y="0"/>
+                            <a:ext cx="1097280" cy="617220"/>
+                          </a:xfrm>
+                          <a:prstGeom prst="rect"/>
+                        </pic:spPr>
+                      </pic:pic>
+                    </a:graphicData>
+                  </a:graphic>
+                </wp:inline>
+              </w:drawing>
             </w:r>
           </w:p>
         </w:tc>
@@ -586,7 +1299,38 @@
           </w:tcPr>
           <w:p>
             <w:r>
-              <w:t>frame_1265.jpg</w:t>
+              <w:drawing>
+                <wp:inline xmlns:a="http://schemas.openxmlformats.org/drawingml/2006/main" xmlns:pic="http://schemas.openxmlformats.org/drawingml/2006/picture">
+                  <wp:extent cx="1097280" cy="617220"/>
+                  <wp:docPr id="24" name="Picture 24"/>
+                  <wp:cNvGraphicFramePr>
+                    <a:graphicFrameLocks noChangeAspect="1"/>
+                  </wp:cNvGraphicFramePr>
+                  <a:graphic>
+                    <a:graphicData uri="http://schemas.openxmlformats.org/drawingml/2006/picture">
+                      <pic:pic>
+                        <pic:nvPicPr>
+                          <pic:cNvPr id="0" name="frame_1265.jpg"/>
+                          <pic:cNvPicPr/>
+                        </pic:nvPicPr>
+                        <pic:blipFill>
+                          <a:blip r:embed="rId11"/>
+                          <a:stretch>
+                            <a:fillRect/>
+                          </a:stretch>
+                        </pic:blipFill>
+                        <pic:spPr>
+                          <a:xfrm>
+                            <a:off x="0" y="0"/>
+                            <a:ext cx="1097280" cy="617220"/>
+                          </a:xfrm>
+                          <a:prstGeom prst="rect"/>
+                        </pic:spPr>
+                      </pic:pic>
+                    </a:graphicData>
+                  </a:graphic>
+                </wp:inline>
+              </w:drawing>
             </w:r>
           </w:p>
         </w:tc>
@@ -625,7 +1369,38 @@
           </w:tcPr>
           <w:p>
             <w:r>
-              <w:t>frame_0000.jpg</w:t>
+              <w:drawing>
+                <wp:inline xmlns:a="http://schemas.openxmlformats.org/drawingml/2006/main" xmlns:pic="http://schemas.openxmlformats.org/drawingml/2006/picture">
+                  <wp:extent cx="1097280" cy="617220"/>
+                  <wp:docPr id="25" name="Picture 25"/>
+                  <wp:cNvGraphicFramePr>
+                    <a:graphicFrameLocks noChangeAspect="1"/>
+                  </wp:cNvGraphicFramePr>
+                  <a:graphic>
+                    <a:graphicData uri="http://schemas.openxmlformats.org/drawingml/2006/picture">
+                      <pic:pic>
+                        <pic:nvPicPr>
+                          <pic:cNvPr id="0" name="frame_0000.jpg"/>
+                          <pic:cNvPicPr/>
+                        </pic:nvPicPr>
+                        <pic:blipFill>
+                          <a:blip r:embed="rId9"/>
+                          <a:stretch>
+                            <a:fillRect/>
+                          </a:stretch>
+                        </pic:blipFill>
+                        <pic:spPr>
+                          <a:xfrm>
+                            <a:off x="0" y="0"/>
+                            <a:ext cx="1097280" cy="617220"/>
+                          </a:xfrm>
+                          <a:prstGeom prst="rect"/>
+                        </pic:spPr>
+                      </pic:pic>
+                    </a:graphicData>
+                  </a:graphic>
+                </wp:inline>
+              </w:drawing>
             </w:r>
           </w:p>
         </w:tc>
@@ -635,7 +1410,38 @@
           </w:tcPr>
           <w:p>
             <w:r>
-              <w:t>frame_0632.jpg</w:t>
+              <w:drawing>
+                <wp:inline xmlns:a="http://schemas.openxmlformats.org/drawingml/2006/main" xmlns:pic="http://schemas.openxmlformats.org/drawingml/2006/picture">
+                  <wp:extent cx="1097280" cy="617220"/>
+                  <wp:docPr id="26" name="Picture 26"/>
+                  <wp:cNvGraphicFramePr>
+                    <a:graphicFrameLocks noChangeAspect="1"/>
+                  </wp:cNvGraphicFramePr>
+                  <a:graphic>
+                    <a:graphicData uri="http://schemas.openxmlformats.org/drawingml/2006/picture">
+                      <pic:pic>
+                        <pic:nvPicPr>
+                          <pic:cNvPr id="0" name="frame_0632.jpg"/>
+                          <pic:cNvPicPr/>
+                        </pic:nvPicPr>
+                        <pic:blipFill>
+                          <a:blip r:embed="rId10"/>
+                          <a:stretch>
+                            <a:fillRect/>
+                          </a:stretch>
+                        </pic:blipFill>
+                        <pic:spPr>
+                          <a:xfrm>
+                            <a:off x="0" y="0"/>
+                            <a:ext cx="1097280" cy="617220"/>
+                          </a:xfrm>
+                          <a:prstGeom prst="rect"/>
+                        </pic:spPr>
+                      </pic:pic>
+                    </a:graphicData>
+                  </a:graphic>
+                </wp:inline>
+              </w:drawing>
             </w:r>
           </w:p>
         </w:tc>
@@ -645,7 +1451,38 @@
           </w:tcPr>
           <w:p>
             <w:r>
-              <w:t>frame_1265.jpg</w:t>
+              <w:drawing>
+                <wp:inline xmlns:a="http://schemas.openxmlformats.org/drawingml/2006/main" xmlns:pic="http://schemas.openxmlformats.org/drawingml/2006/picture">
+                  <wp:extent cx="1097280" cy="617220"/>
+                  <wp:docPr id="27" name="Picture 27"/>
+                  <wp:cNvGraphicFramePr>
+                    <a:graphicFrameLocks noChangeAspect="1"/>
+                  </wp:cNvGraphicFramePr>
+                  <a:graphic>
+                    <a:graphicData uri="http://schemas.openxmlformats.org/drawingml/2006/picture">
+                      <pic:pic>
+                        <pic:nvPicPr>
+                          <pic:cNvPr id="0" name="frame_1265.jpg"/>
+                          <pic:cNvPicPr/>
+                        </pic:nvPicPr>
+                        <pic:blipFill>
+                          <a:blip r:embed="rId11"/>
+                          <a:stretch>
+                            <a:fillRect/>
+                          </a:stretch>
+                        </pic:blipFill>
+                        <pic:spPr>
+                          <a:xfrm>
+                            <a:off x="0" y="0"/>
+                            <a:ext cx="1097280" cy="617220"/>
+                          </a:xfrm>
+                          <a:prstGeom prst="rect"/>
+                        </pic:spPr>
+                      </pic:pic>
+                    </a:graphicData>
+                  </a:graphic>
+                </wp:inline>
+              </w:drawing>
             </w:r>
           </w:p>
         </w:tc>
@@ -689,7 +1526,38 @@
           </w:tcPr>
           <w:p>
             <w:r>
-              <w:t>frame_0000.jpg</w:t>
+              <w:drawing>
+                <wp:inline xmlns:a="http://schemas.openxmlformats.org/drawingml/2006/main" xmlns:pic="http://schemas.openxmlformats.org/drawingml/2006/picture">
+                  <wp:extent cx="1097280" cy="617220"/>
+                  <wp:docPr id="28" name="Picture 28"/>
+                  <wp:cNvGraphicFramePr>
+                    <a:graphicFrameLocks noChangeAspect="1"/>
+                  </wp:cNvGraphicFramePr>
+                  <a:graphic>
+                    <a:graphicData uri="http://schemas.openxmlformats.org/drawingml/2006/picture">
+                      <pic:pic>
+                        <pic:nvPicPr>
+                          <pic:cNvPr id="0" name="frame_0000.jpg"/>
+                          <pic:cNvPicPr/>
+                        </pic:nvPicPr>
+                        <pic:blipFill>
+                          <a:blip r:embed="rId9"/>
+                          <a:stretch>
+                            <a:fillRect/>
+                          </a:stretch>
+                        </pic:blipFill>
+                        <pic:spPr>
+                          <a:xfrm>
+                            <a:off x="0" y="0"/>
+                            <a:ext cx="1097280" cy="617220"/>
+                          </a:xfrm>
+                          <a:prstGeom prst="rect"/>
+                        </pic:spPr>
+                      </pic:pic>
+                    </a:graphicData>
+                  </a:graphic>
+                </wp:inline>
+              </w:drawing>
             </w:r>
           </w:p>
         </w:tc>
@@ -699,7 +1567,38 @@
           </w:tcPr>
           <w:p>
             <w:r>
-              <w:t>frame_0632.jpg</w:t>
+              <w:drawing>
+                <wp:inline xmlns:a="http://schemas.openxmlformats.org/drawingml/2006/main" xmlns:pic="http://schemas.openxmlformats.org/drawingml/2006/picture">
+                  <wp:extent cx="1097280" cy="617220"/>
+                  <wp:docPr id="29" name="Picture 29"/>
+                  <wp:cNvGraphicFramePr>
+                    <a:graphicFrameLocks noChangeAspect="1"/>
+                  </wp:cNvGraphicFramePr>
+                  <a:graphic>
+                    <a:graphicData uri="http://schemas.openxmlformats.org/drawingml/2006/picture">
+                      <pic:pic>
+                        <pic:nvPicPr>
+                          <pic:cNvPr id="0" name="frame_0632.jpg"/>
+                          <pic:cNvPicPr/>
+                        </pic:nvPicPr>
+                        <pic:blipFill>
+                          <a:blip r:embed="rId10"/>
+                          <a:stretch>
+                            <a:fillRect/>
+                          </a:stretch>
+                        </pic:blipFill>
+                        <pic:spPr>
+                          <a:xfrm>
+                            <a:off x="0" y="0"/>
+                            <a:ext cx="1097280" cy="617220"/>
+                          </a:xfrm>
+                          <a:prstGeom prst="rect"/>
+                        </pic:spPr>
+                      </pic:pic>
+                    </a:graphicData>
+                  </a:graphic>
+                </wp:inline>
+              </w:drawing>
             </w:r>
           </w:p>
         </w:tc>
@@ -709,7 +1608,38 @@
           </w:tcPr>
           <w:p>
             <w:r>
-              <w:t>frame_1265.jpg</w:t>
+              <w:drawing>
+                <wp:inline xmlns:a="http://schemas.openxmlformats.org/drawingml/2006/main" xmlns:pic="http://schemas.openxmlformats.org/drawingml/2006/picture">
+                  <wp:extent cx="1097280" cy="617220"/>
+                  <wp:docPr id="30" name="Picture 30"/>
+                  <wp:cNvGraphicFramePr>
+                    <a:graphicFrameLocks noChangeAspect="1"/>
+                  </wp:cNvGraphicFramePr>
+                  <a:graphic>
+                    <a:graphicData uri="http://schemas.openxmlformats.org/drawingml/2006/picture">
+                      <pic:pic>
+                        <pic:nvPicPr>
+                          <pic:cNvPr id="0" name="frame_1265.jpg"/>
+                          <pic:cNvPicPr/>
+                        </pic:nvPicPr>
+                        <pic:blipFill>
+                          <a:blip r:embed="rId11"/>
+                          <a:stretch>
+                            <a:fillRect/>
+                          </a:stretch>
+                        </pic:blipFill>
+                        <pic:spPr>
+                          <a:xfrm>
+                            <a:off x="0" y="0"/>
+                            <a:ext cx="1097280" cy="617220"/>
+                          </a:xfrm>
+                          <a:prstGeom prst="rect"/>
+                        </pic:spPr>
+                      </pic:pic>
+                    </a:graphicData>
+                  </a:graphic>
+                </wp:inline>
+              </w:drawing>
             </w:r>
           </w:p>
         </w:tc>
@@ -748,7 +1678,38 @@
           </w:tcPr>
           <w:p>
             <w:r>
-              <w:t>frame_0000.jpg</w:t>
+              <w:drawing>
+                <wp:inline xmlns:a="http://schemas.openxmlformats.org/drawingml/2006/main" xmlns:pic="http://schemas.openxmlformats.org/drawingml/2006/picture">
+                  <wp:extent cx="1097280" cy="617220"/>
+                  <wp:docPr id="31" name="Picture 31"/>
+                  <wp:cNvGraphicFramePr>
+                    <a:graphicFrameLocks noChangeAspect="1"/>
+                  </wp:cNvGraphicFramePr>
+                  <a:graphic>
+                    <a:graphicData uri="http://schemas.openxmlformats.org/drawingml/2006/picture">
+                      <pic:pic>
+                        <pic:nvPicPr>
+                          <pic:cNvPr id="0" name="frame_0000.jpg"/>
+                          <pic:cNvPicPr/>
+                        </pic:nvPicPr>
+                        <pic:blipFill>
+                          <a:blip r:embed="rId9"/>
+                          <a:stretch>
+                            <a:fillRect/>
+                          </a:stretch>
+                        </pic:blipFill>
+                        <pic:spPr>
+                          <a:xfrm>
+                            <a:off x="0" y="0"/>
+                            <a:ext cx="1097280" cy="617220"/>
+                          </a:xfrm>
+                          <a:prstGeom prst="rect"/>
+                        </pic:spPr>
+                      </pic:pic>
+                    </a:graphicData>
+                  </a:graphic>
+                </wp:inline>
+              </w:drawing>
             </w:r>
           </w:p>
         </w:tc>
@@ -758,7 +1719,38 @@
           </w:tcPr>
           <w:p>
             <w:r>
-              <w:t>frame_0632.jpg</w:t>
+              <w:drawing>
+                <wp:inline xmlns:a="http://schemas.openxmlformats.org/drawingml/2006/main" xmlns:pic="http://schemas.openxmlformats.org/drawingml/2006/picture">
+                  <wp:extent cx="1097280" cy="617220"/>
+                  <wp:docPr id="32" name="Picture 32"/>
+                  <wp:cNvGraphicFramePr>
+                    <a:graphicFrameLocks noChangeAspect="1"/>
+                  </wp:cNvGraphicFramePr>
+                  <a:graphic>
+                    <a:graphicData uri="http://schemas.openxmlformats.org/drawingml/2006/picture">
+                      <pic:pic>
+                        <pic:nvPicPr>
+                          <pic:cNvPr id="0" name="frame_0632.jpg"/>
+                          <pic:cNvPicPr/>
+                        </pic:nvPicPr>
+                        <pic:blipFill>
+                          <a:blip r:embed="rId10"/>
+                          <a:stretch>
+                            <a:fillRect/>
+                          </a:stretch>
+                        </pic:blipFill>
+                        <pic:spPr>
+                          <a:xfrm>
+                            <a:off x="0" y="0"/>
+                            <a:ext cx="1097280" cy="617220"/>
+                          </a:xfrm>
+                          <a:prstGeom prst="rect"/>
+                        </pic:spPr>
+                      </pic:pic>
+                    </a:graphicData>
+                  </a:graphic>
+                </wp:inline>
+              </w:drawing>
             </w:r>
           </w:p>
         </w:tc>
@@ -768,7 +1760,38 @@
           </w:tcPr>
           <w:p>
             <w:r>
-              <w:t>frame_1265.jpg</w:t>
+              <w:drawing>
+                <wp:inline xmlns:a="http://schemas.openxmlformats.org/drawingml/2006/main" xmlns:pic="http://schemas.openxmlformats.org/drawingml/2006/picture">
+                  <wp:extent cx="1097280" cy="617220"/>
+                  <wp:docPr id="33" name="Picture 33"/>
+                  <wp:cNvGraphicFramePr>
+                    <a:graphicFrameLocks noChangeAspect="1"/>
+                  </wp:cNvGraphicFramePr>
+                  <a:graphic>
+                    <a:graphicData uri="http://schemas.openxmlformats.org/drawingml/2006/picture">
+                      <pic:pic>
+                        <pic:nvPicPr>
+                          <pic:cNvPr id="0" name="frame_1265.jpg"/>
+                          <pic:cNvPicPr/>
+                        </pic:nvPicPr>
+                        <pic:blipFill>
+                          <a:blip r:embed="rId11"/>
+                          <a:stretch>
+                            <a:fillRect/>
+                          </a:stretch>
+                        </pic:blipFill>
+                        <pic:spPr>
+                          <a:xfrm>
+                            <a:off x="0" y="0"/>
+                            <a:ext cx="1097280" cy="617220"/>
+                          </a:xfrm>
+                          <a:prstGeom prst="rect"/>
+                        </pic:spPr>
+                      </pic:pic>
+                    </a:graphicData>
+                  </a:graphic>
+                </wp:inline>
+              </w:drawing>
             </w:r>
           </w:p>
         </w:tc>
@@ -807,7 +1830,38 @@
           </w:tcPr>
           <w:p>
             <w:r>
-              <w:t>frame_0000.jpg</w:t>
+              <w:drawing>
+                <wp:inline xmlns:a="http://schemas.openxmlformats.org/drawingml/2006/main" xmlns:pic="http://schemas.openxmlformats.org/drawingml/2006/picture">
+                  <wp:extent cx="1097280" cy="617220"/>
+                  <wp:docPr id="34" name="Picture 34"/>
+                  <wp:cNvGraphicFramePr>
+                    <a:graphicFrameLocks noChangeAspect="1"/>
+                  </wp:cNvGraphicFramePr>
+                  <a:graphic>
+                    <a:graphicData uri="http://schemas.openxmlformats.org/drawingml/2006/picture">
+                      <pic:pic>
+                        <pic:nvPicPr>
+                          <pic:cNvPr id="0" name="frame_0000.jpg"/>
+                          <pic:cNvPicPr/>
+                        </pic:nvPicPr>
+                        <pic:blipFill>
+                          <a:blip r:embed="rId9"/>
+                          <a:stretch>
+                            <a:fillRect/>
+                          </a:stretch>
+                        </pic:blipFill>
+                        <pic:spPr>
+                          <a:xfrm>
+                            <a:off x="0" y="0"/>
+                            <a:ext cx="1097280" cy="617220"/>
+                          </a:xfrm>
+                          <a:prstGeom prst="rect"/>
+                        </pic:spPr>
+                      </pic:pic>
+                    </a:graphicData>
+                  </a:graphic>
+                </wp:inline>
+              </w:drawing>
             </w:r>
           </w:p>
         </w:tc>
@@ -817,7 +1871,38 @@
           </w:tcPr>
           <w:p>
             <w:r>
-              <w:t>frame_0632.jpg</w:t>
+              <w:drawing>
+                <wp:inline xmlns:a="http://schemas.openxmlformats.org/drawingml/2006/main" xmlns:pic="http://schemas.openxmlformats.org/drawingml/2006/picture">
+                  <wp:extent cx="1097280" cy="617220"/>
+                  <wp:docPr id="35" name="Picture 35"/>
+                  <wp:cNvGraphicFramePr>
+                    <a:graphicFrameLocks noChangeAspect="1"/>
+                  </wp:cNvGraphicFramePr>
+                  <a:graphic>
+                    <a:graphicData uri="http://schemas.openxmlformats.org/drawingml/2006/picture">
+                      <pic:pic>
+                        <pic:nvPicPr>
+                          <pic:cNvPr id="0" name="frame_0632.jpg"/>
+                          <pic:cNvPicPr/>
+                        </pic:nvPicPr>
+                        <pic:blipFill>
+                          <a:blip r:embed="rId10"/>
+                          <a:stretch>
+                            <a:fillRect/>
+                          </a:stretch>
+                        </pic:blipFill>
+                        <pic:spPr>
+                          <a:xfrm>
+                            <a:off x="0" y="0"/>
+                            <a:ext cx="1097280" cy="617220"/>
+                          </a:xfrm>
+                          <a:prstGeom prst="rect"/>
+                        </pic:spPr>
+                      </pic:pic>
+                    </a:graphicData>
+                  </a:graphic>
+                </wp:inline>
+              </w:drawing>
             </w:r>
           </w:p>
         </w:tc>
@@ -827,7 +1912,38 @@
           </w:tcPr>
           <w:p>
             <w:r>
-              <w:t>frame_1265.jpg</w:t>
+              <w:drawing>
+                <wp:inline xmlns:a="http://schemas.openxmlformats.org/drawingml/2006/main" xmlns:pic="http://schemas.openxmlformats.org/drawingml/2006/picture">
+                  <wp:extent cx="1097280" cy="617220"/>
+                  <wp:docPr id="36" name="Picture 36"/>
+                  <wp:cNvGraphicFramePr>
+                    <a:graphicFrameLocks noChangeAspect="1"/>
+                  </wp:cNvGraphicFramePr>
+                  <a:graphic>
+                    <a:graphicData uri="http://schemas.openxmlformats.org/drawingml/2006/picture">
+                      <pic:pic>
+                        <pic:nvPicPr>
+                          <pic:cNvPr id="0" name="frame_1265.jpg"/>
+                          <pic:cNvPicPr/>
+                        </pic:nvPicPr>
+                        <pic:blipFill>
+                          <a:blip r:embed="rId11"/>
+                          <a:stretch>
+                            <a:fillRect/>
+                          </a:stretch>
+                        </pic:blipFill>
+                        <pic:spPr>
+                          <a:xfrm>
+                            <a:off x="0" y="0"/>
+                            <a:ext cx="1097280" cy="617220"/>
+                          </a:xfrm>
+                          <a:prstGeom prst="rect"/>
+                        </pic:spPr>
+                      </pic:pic>
+                    </a:graphicData>
+                  </a:graphic>
+                </wp:inline>
+              </w:drawing>
             </w:r>
           </w:p>
         </w:tc>
@@ -887,7 +2003,38 @@
           </w:tcPr>
           <w:p>
             <w:r>
-              <w:t>frame_0000.jpg</w:t>
+              <w:drawing>
+                <wp:inline xmlns:a="http://schemas.openxmlformats.org/drawingml/2006/main" xmlns:pic="http://schemas.openxmlformats.org/drawingml/2006/picture">
+                  <wp:extent cx="1097280" cy="617220"/>
+                  <wp:docPr id="37" name="Picture 37"/>
+                  <wp:cNvGraphicFramePr>
+                    <a:graphicFrameLocks noChangeAspect="1"/>
+                  </wp:cNvGraphicFramePr>
+                  <a:graphic>
+                    <a:graphicData uri="http://schemas.openxmlformats.org/drawingml/2006/picture">
+                      <pic:pic>
+                        <pic:nvPicPr>
+                          <pic:cNvPr id="0" name="frame_0000.jpg"/>
+                          <pic:cNvPicPr/>
+                        </pic:nvPicPr>
+                        <pic:blipFill>
+                          <a:blip r:embed="rId9"/>
+                          <a:stretch>
+                            <a:fillRect/>
+                          </a:stretch>
+                        </pic:blipFill>
+                        <pic:spPr>
+                          <a:xfrm>
+                            <a:off x="0" y="0"/>
+                            <a:ext cx="1097280" cy="617220"/>
+                          </a:xfrm>
+                          <a:prstGeom prst="rect"/>
+                        </pic:spPr>
+                      </pic:pic>
+                    </a:graphicData>
+                  </a:graphic>
+                </wp:inline>
+              </w:drawing>
             </w:r>
           </w:p>
         </w:tc>
@@ -897,7 +2044,38 @@
           </w:tcPr>
           <w:p>
             <w:r>
-              <w:t>frame_0632.jpg</w:t>
+              <w:drawing>
+                <wp:inline xmlns:a="http://schemas.openxmlformats.org/drawingml/2006/main" xmlns:pic="http://schemas.openxmlformats.org/drawingml/2006/picture">
+                  <wp:extent cx="1097280" cy="617220"/>
+                  <wp:docPr id="38" name="Picture 38"/>
+                  <wp:cNvGraphicFramePr>
+                    <a:graphicFrameLocks noChangeAspect="1"/>
+                  </wp:cNvGraphicFramePr>
+                  <a:graphic>
+                    <a:graphicData uri="http://schemas.openxmlformats.org/drawingml/2006/picture">
+                      <pic:pic>
+                        <pic:nvPicPr>
+                          <pic:cNvPr id="0" name="frame_0632.jpg"/>
+                          <pic:cNvPicPr/>
+                        </pic:nvPicPr>
+                        <pic:blipFill>
+                          <a:blip r:embed="rId10"/>
+                          <a:stretch>
+                            <a:fillRect/>
+                          </a:stretch>
+                        </pic:blipFill>
+                        <pic:spPr>
+                          <a:xfrm>
+                            <a:off x="0" y="0"/>
+                            <a:ext cx="1097280" cy="617220"/>
+                          </a:xfrm>
+                          <a:prstGeom prst="rect"/>
+                        </pic:spPr>
+                      </pic:pic>
+                    </a:graphicData>
+                  </a:graphic>
+                </wp:inline>
+              </w:drawing>
             </w:r>
           </w:p>
         </w:tc>
@@ -907,7 +2085,38 @@
           </w:tcPr>
           <w:p>
             <w:r>
-              <w:t>frame_1265.jpg</w:t>
+              <w:drawing>
+                <wp:inline xmlns:a="http://schemas.openxmlformats.org/drawingml/2006/main" xmlns:pic="http://schemas.openxmlformats.org/drawingml/2006/picture">
+                  <wp:extent cx="1097280" cy="617220"/>
+                  <wp:docPr id="39" name="Picture 39"/>
+                  <wp:cNvGraphicFramePr>
+                    <a:graphicFrameLocks noChangeAspect="1"/>
+                  </wp:cNvGraphicFramePr>
+                  <a:graphic>
+                    <a:graphicData uri="http://schemas.openxmlformats.org/drawingml/2006/picture">
+                      <pic:pic>
+                        <pic:nvPicPr>
+                          <pic:cNvPr id="0" name="frame_1265.jpg"/>
+                          <pic:cNvPicPr/>
+                        </pic:nvPicPr>
+                        <pic:blipFill>
+                          <a:blip r:embed="rId11"/>
+                          <a:stretch>
+                            <a:fillRect/>
+                          </a:stretch>
+                        </pic:blipFill>
+                        <pic:spPr>
+                          <a:xfrm>
+                            <a:off x="0" y="0"/>
+                            <a:ext cx="1097280" cy="617220"/>
+                          </a:xfrm>
+                          <a:prstGeom prst="rect"/>
+                        </pic:spPr>
+                      </pic:pic>
+                    </a:graphicData>
+                  </a:graphic>
+                </wp:inline>
+              </w:drawing>
             </w:r>
           </w:p>
         </w:tc>
@@ -952,7 +2161,38 @@
           </w:tcPr>
           <w:p>
             <w:r>
-              <w:t>frame_0000.jpg</w:t>
+              <w:drawing>
+                <wp:inline xmlns:a="http://schemas.openxmlformats.org/drawingml/2006/main" xmlns:pic="http://schemas.openxmlformats.org/drawingml/2006/picture">
+                  <wp:extent cx="1097280" cy="617220"/>
+                  <wp:docPr id="40" name="Picture 40"/>
+                  <wp:cNvGraphicFramePr>
+                    <a:graphicFrameLocks noChangeAspect="1"/>
+                  </wp:cNvGraphicFramePr>
+                  <a:graphic>
+                    <a:graphicData uri="http://schemas.openxmlformats.org/drawingml/2006/picture">
+                      <pic:pic>
+                        <pic:nvPicPr>
+                          <pic:cNvPr id="0" name="frame_0000.jpg"/>
+                          <pic:cNvPicPr/>
+                        </pic:nvPicPr>
+                        <pic:blipFill>
+                          <a:blip r:embed="rId9"/>
+                          <a:stretch>
+                            <a:fillRect/>
+                          </a:stretch>
+                        </pic:blipFill>
+                        <pic:spPr>
+                          <a:xfrm>
+                            <a:off x="0" y="0"/>
+                            <a:ext cx="1097280" cy="617220"/>
+                          </a:xfrm>
+                          <a:prstGeom prst="rect"/>
+                        </pic:spPr>
+                      </pic:pic>
+                    </a:graphicData>
+                  </a:graphic>
+                </wp:inline>
+              </w:drawing>
             </w:r>
           </w:p>
         </w:tc>
@@ -962,7 +2202,38 @@
           </w:tcPr>
           <w:p>
             <w:r>
-              <w:t>frame_0632.jpg</w:t>
+              <w:drawing>
+                <wp:inline xmlns:a="http://schemas.openxmlformats.org/drawingml/2006/main" xmlns:pic="http://schemas.openxmlformats.org/drawingml/2006/picture">
+                  <wp:extent cx="1097280" cy="617220"/>
+                  <wp:docPr id="41" name="Picture 41"/>
+                  <wp:cNvGraphicFramePr>
+                    <a:graphicFrameLocks noChangeAspect="1"/>
+                  </wp:cNvGraphicFramePr>
+                  <a:graphic>
+                    <a:graphicData uri="http://schemas.openxmlformats.org/drawingml/2006/picture">
+                      <pic:pic>
+                        <pic:nvPicPr>
+                          <pic:cNvPr id="0" name="frame_0632.jpg"/>
+                          <pic:cNvPicPr/>
+                        </pic:nvPicPr>
+                        <pic:blipFill>
+                          <a:blip r:embed="rId10"/>
+                          <a:stretch>
+                            <a:fillRect/>
+                          </a:stretch>
+                        </pic:blipFill>
+                        <pic:spPr>
+                          <a:xfrm>
+                            <a:off x="0" y="0"/>
+                            <a:ext cx="1097280" cy="617220"/>
+                          </a:xfrm>
+                          <a:prstGeom prst="rect"/>
+                        </pic:spPr>
+                      </pic:pic>
+                    </a:graphicData>
+                  </a:graphic>
+                </wp:inline>
+              </w:drawing>
             </w:r>
           </w:p>
         </w:tc>
@@ -972,7 +2243,38 @@
           </w:tcPr>
           <w:p>
             <w:r>
-              <w:t>frame_1265.jpg</w:t>
+              <w:drawing>
+                <wp:inline xmlns:a="http://schemas.openxmlformats.org/drawingml/2006/main" xmlns:pic="http://schemas.openxmlformats.org/drawingml/2006/picture">
+                  <wp:extent cx="1097280" cy="617220"/>
+                  <wp:docPr id="42" name="Picture 42"/>
+                  <wp:cNvGraphicFramePr>
+                    <a:graphicFrameLocks noChangeAspect="1"/>
+                  </wp:cNvGraphicFramePr>
+                  <a:graphic>
+                    <a:graphicData uri="http://schemas.openxmlformats.org/drawingml/2006/picture">
+                      <pic:pic>
+                        <pic:nvPicPr>
+                          <pic:cNvPr id="0" name="frame_1265.jpg"/>
+                          <pic:cNvPicPr/>
+                        </pic:nvPicPr>
+                        <pic:blipFill>
+                          <a:blip r:embed="rId11"/>
+                          <a:stretch>
+                            <a:fillRect/>
+                          </a:stretch>
+                        </pic:blipFill>
+                        <pic:spPr>
+                          <a:xfrm>
+                            <a:off x="0" y="0"/>
+                            <a:ext cx="1097280" cy="617220"/>
+                          </a:xfrm>
+                          <a:prstGeom prst="rect"/>
+                        </pic:spPr>
+                      </pic:pic>
+                    </a:graphicData>
+                  </a:graphic>
+                </wp:inline>
+              </w:drawing>
             </w:r>
           </w:p>
         </w:tc>
@@ -1011,7 +2313,38 @@
           </w:tcPr>
           <w:p>
             <w:r>
-              <w:t>frame_0000.jpg</w:t>
+              <w:drawing>
+                <wp:inline xmlns:a="http://schemas.openxmlformats.org/drawingml/2006/main" xmlns:pic="http://schemas.openxmlformats.org/drawingml/2006/picture">
+                  <wp:extent cx="1097280" cy="617220"/>
+                  <wp:docPr id="43" name="Picture 43"/>
+                  <wp:cNvGraphicFramePr>
+                    <a:graphicFrameLocks noChangeAspect="1"/>
+                  </wp:cNvGraphicFramePr>
+                  <a:graphic>
+                    <a:graphicData uri="http://schemas.openxmlformats.org/drawingml/2006/picture">
+                      <pic:pic>
+                        <pic:nvPicPr>
+                          <pic:cNvPr id="0" name="frame_0000.jpg"/>
+                          <pic:cNvPicPr/>
+                        </pic:nvPicPr>
+                        <pic:blipFill>
+                          <a:blip r:embed="rId9"/>
+                          <a:stretch>
+                            <a:fillRect/>
+                          </a:stretch>
+                        </pic:blipFill>
+                        <pic:spPr>
+                          <a:xfrm>
+                            <a:off x="0" y="0"/>
+                            <a:ext cx="1097280" cy="617220"/>
+                          </a:xfrm>
+                          <a:prstGeom prst="rect"/>
+                        </pic:spPr>
+                      </pic:pic>
+                    </a:graphicData>
+                  </a:graphic>
+                </wp:inline>
+              </w:drawing>
             </w:r>
           </w:p>
         </w:tc>
@@ -1021,7 +2354,38 @@
           </w:tcPr>
           <w:p>
             <w:r>
-              <w:t>frame_0632.jpg</w:t>
+              <w:drawing>
+                <wp:inline xmlns:a="http://schemas.openxmlformats.org/drawingml/2006/main" xmlns:pic="http://schemas.openxmlformats.org/drawingml/2006/picture">
+                  <wp:extent cx="1097280" cy="617220"/>
+                  <wp:docPr id="44" name="Picture 44"/>
+                  <wp:cNvGraphicFramePr>
+                    <a:graphicFrameLocks noChangeAspect="1"/>
+                  </wp:cNvGraphicFramePr>
+                  <a:graphic>
+                    <a:graphicData uri="http://schemas.openxmlformats.org/drawingml/2006/picture">
+                      <pic:pic>
+                        <pic:nvPicPr>
+                          <pic:cNvPr id="0" name="frame_0632.jpg"/>
+                          <pic:cNvPicPr/>
+                        </pic:nvPicPr>
+                        <pic:blipFill>
+                          <a:blip r:embed="rId10"/>
+                          <a:stretch>
+                            <a:fillRect/>
+                          </a:stretch>
+                        </pic:blipFill>
+                        <pic:spPr>
+                          <a:xfrm>
+                            <a:off x="0" y="0"/>
+                            <a:ext cx="1097280" cy="617220"/>
+                          </a:xfrm>
+                          <a:prstGeom prst="rect"/>
+                        </pic:spPr>
+                      </pic:pic>
+                    </a:graphicData>
+                  </a:graphic>
+                </wp:inline>
+              </w:drawing>
             </w:r>
           </w:p>
         </w:tc>
@@ -1031,7 +2395,38 @@
           </w:tcPr>
           <w:p>
             <w:r>
-              <w:t>frame_1265.jpg</w:t>
+              <w:drawing>
+                <wp:inline xmlns:a="http://schemas.openxmlformats.org/drawingml/2006/main" xmlns:pic="http://schemas.openxmlformats.org/drawingml/2006/picture">
+                  <wp:extent cx="1097280" cy="617220"/>
+                  <wp:docPr id="45" name="Picture 45"/>
+                  <wp:cNvGraphicFramePr>
+                    <a:graphicFrameLocks noChangeAspect="1"/>
+                  </wp:cNvGraphicFramePr>
+                  <a:graphic>
+                    <a:graphicData uri="http://schemas.openxmlformats.org/drawingml/2006/picture">
+                      <pic:pic>
+                        <pic:nvPicPr>
+                          <pic:cNvPr id="0" name="frame_1265.jpg"/>
+                          <pic:cNvPicPr/>
+                        </pic:nvPicPr>
+                        <pic:blipFill>
+                          <a:blip r:embed="rId11"/>
+                          <a:stretch>
+                            <a:fillRect/>
+                          </a:stretch>
+                        </pic:blipFill>
+                        <pic:spPr>
+                          <a:xfrm>
+                            <a:off x="0" y="0"/>
+                            <a:ext cx="1097280" cy="617220"/>
+                          </a:xfrm>
+                          <a:prstGeom prst="rect"/>
+                        </pic:spPr>
+                      </pic:pic>
+                    </a:graphicData>
+                  </a:graphic>
+                </wp:inline>
+              </w:drawing>
             </w:r>
           </w:p>
         </w:tc>
@@ -1075,7 +2470,38 @@
           </w:tcPr>
           <w:p>
             <w:r>
-              <w:t>frame_0000.jpg</w:t>
+              <w:drawing>
+                <wp:inline xmlns:a="http://schemas.openxmlformats.org/drawingml/2006/main" xmlns:pic="http://schemas.openxmlformats.org/drawingml/2006/picture">
+                  <wp:extent cx="1097280" cy="617220"/>
+                  <wp:docPr id="46" name="Picture 46"/>
+                  <wp:cNvGraphicFramePr>
+                    <a:graphicFrameLocks noChangeAspect="1"/>
+                  </wp:cNvGraphicFramePr>
+                  <a:graphic>
+                    <a:graphicData uri="http://schemas.openxmlformats.org/drawingml/2006/picture">
+                      <pic:pic>
+                        <pic:nvPicPr>
+                          <pic:cNvPr id="0" name="frame_0000.jpg"/>
+                          <pic:cNvPicPr/>
+                        </pic:nvPicPr>
+                        <pic:blipFill>
+                          <a:blip r:embed="rId9"/>
+                          <a:stretch>
+                            <a:fillRect/>
+                          </a:stretch>
+                        </pic:blipFill>
+                        <pic:spPr>
+                          <a:xfrm>
+                            <a:off x="0" y="0"/>
+                            <a:ext cx="1097280" cy="617220"/>
+                          </a:xfrm>
+                          <a:prstGeom prst="rect"/>
+                        </pic:spPr>
+                      </pic:pic>
+                    </a:graphicData>
+                  </a:graphic>
+                </wp:inline>
+              </w:drawing>
             </w:r>
           </w:p>
         </w:tc>
@@ -1085,7 +2511,38 @@
           </w:tcPr>
           <w:p>
             <w:r>
-              <w:t>frame_0632.jpg</w:t>
+              <w:drawing>
+                <wp:inline xmlns:a="http://schemas.openxmlformats.org/drawingml/2006/main" xmlns:pic="http://schemas.openxmlformats.org/drawingml/2006/picture">
+                  <wp:extent cx="1097280" cy="617220"/>
+                  <wp:docPr id="47" name="Picture 47"/>
+                  <wp:cNvGraphicFramePr>
+                    <a:graphicFrameLocks noChangeAspect="1"/>
+                  </wp:cNvGraphicFramePr>
+                  <a:graphic>
+                    <a:graphicData uri="http://schemas.openxmlformats.org/drawingml/2006/picture">
+                      <pic:pic>
+                        <pic:nvPicPr>
+                          <pic:cNvPr id="0" name="frame_0632.jpg"/>
+                          <pic:cNvPicPr/>
+                        </pic:nvPicPr>
+                        <pic:blipFill>
+                          <a:blip r:embed="rId10"/>
+                          <a:stretch>
+                            <a:fillRect/>
+                          </a:stretch>
+                        </pic:blipFill>
+                        <pic:spPr>
+                          <a:xfrm>
+                            <a:off x="0" y="0"/>
+                            <a:ext cx="1097280" cy="617220"/>
+                          </a:xfrm>
+                          <a:prstGeom prst="rect"/>
+                        </pic:spPr>
+                      </pic:pic>
+                    </a:graphicData>
+                  </a:graphic>
+                </wp:inline>
+              </w:drawing>
             </w:r>
           </w:p>
         </w:tc>
@@ -1095,7 +2552,38 @@
           </w:tcPr>
           <w:p>
             <w:r>
-              <w:t>frame_1265.jpg</w:t>
+              <w:drawing>
+                <wp:inline xmlns:a="http://schemas.openxmlformats.org/drawingml/2006/main" xmlns:pic="http://schemas.openxmlformats.org/drawingml/2006/picture">
+                  <wp:extent cx="1097280" cy="617220"/>
+                  <wp:docPr id="48" name="Picture 48"/>
+                  <wp:cNvGraphicFramePr>
+                    <a:graphicFrameLocks noChangeAspect="1"/>
+                  </wp:cNvGraphicFramePr>
+                  <a:graphic>
+                    <a:graphicData uri="http://schemas.openxmlformats.org/drawingml/2006/picture">
+                      <pic:pic>
+                        <pic:nvPicPr>
+                          <pic:cNvPr id="0" name="frame_1265.jpg"/>
+                          <pic:cNvPicPr/>
+                        </pic:nvPicPr>
+                        <pic:blipFill>
+                          <a:blip r:embed="rId11"/>
+                          <a:stretch>
+                            <a:fillRect/>
+                          </a:stretch>
+                        </pic:blipFill>
+                        <pic:spPr>
+                          <a:xfrm>
+                            <a:off x="0" y="0"/>
+                            <a:ext cx="1097280" cy="617220"/>
+                          </a:xfrm>
+                          <a:prstGeom prst="rect"/>
+                        </pic:spPr>
+                      </pic:pic>
+                    </a:graphicData>
+                  </a:graphic>
+                </wp:inline>
+              </w:drawing>
             </w:r>
           </w:p>
         </w:tc>
@@ -1134,7 +2622,38 @@
           </w:tcPr>
           <w:p>
             <w:r>
-              <w:t>frame_0000.jpg</w:t>
+              <w:drawing>
+                <wp:inline xmlns:a="http://schemas.openxmlformats.org/drawingml/2006/main" xmlns:pic="http://schemas.openxmlformats.org/drawingml/2006/picture">
+                  <wp:extent cx="1097280" cy="617220"/>
+                  <wp:docPr id="49" name="Picture 49"/>
+                  <wp:cNvGraphicFramePr>
+                    <a:graphicFrameLocks noChangeAspect="1"/>
+                  </wp:cNvGraphicFramePr>
+                  <a:graphic>
+                    <a:graphicData uri="http://schemas.openxmlformats.org/drawingml/2006/picture">
+                      <pic:pic>
+                        <pic:nvPicPr>
+                          <pic:cNvPr id="0" name="frame_0000.jpg"/>
+                          <pic:cNvPicPr/>
+                        </pic:nvPicPr>
+                        <pic:blipFill>
+                          <a:blip r:embed="rId9"/>
+                          <a:stretch>
+                            <a:fillRect/>
+                          </a:stretch>
+                        </pic:blipFill>
+                        <pic:spPr>
+                          <a:xfrm>
+                            <a:off x="0" y="0"/>
+                            <a:ext cx="1097280" cy="617220"/>
+                          </a:xfrm>
+                          <a:prstGeom prst="rect"/>
+                        </pic:spPr>
+                      </pic:pic>
+                    </a:graphicData>
+                  </a:graphic>
+                </wp:inline>
+              </w:drawing>
             </w:r>
           </w:p>
         </w:tc>
@@ -1144,7 +2663,38 @@
           </w:tcPr>
           <w:p>
             <w:r>
-              <w:t>frame_0632.jpg</w:t>
+              <w:drawing>
+                <wp:inline xmlns:a="http://schemas.openxmlformats.org/drawingml/2006/main" xmlns:pic="http://schemas.openxmlformats.org/drawingml/2006/picture">
+                  <wp:extent cx="1097280" cy="617220"/>
+                  <wp:docPr id="50" name="Picture 50"/>
+                  <wp:cNvGraphicFramePr>
+                    <a:graphicFrameLocks noChangeAspect="1"/>
+                  </wp:cNvGraphicFramePr>
+                  <a:graphic>
+                    <a:graphicData uri="http://schemas.openxmlformats.org/drawingml/2006/picture">
+                      <pic:pic>
+                        <pic:nvPicPr>
+                          <pic:cNvPr id="0" name="frame_0632.jpg"/>
+                          <pic:cNvPicPr/>
+                        </pic:nvPicPr>
+                        <pic:blipFill>
+                          <a:blip r:embed="rId10"/>
+                          <a:stretch>
+                            <a:fillRect/>
+                          </a:stretch>
+                        </pic:blipFill>
+                        <pic:spPr>
+                          <a:xfrm>
+                            <a:off x="0" y="0"/>
+                            <a:ext cx="1097280" cy="617220"/>
+                          </a:xfrm>
+                          <a:prstGeom prst="rect"/>
+                        </pic:spPr>
+                      </pic:pic>
+                    </a:graphicData>
+                  </a:graphic>
+                </wp:inline>
+              </w:drawing>
             </w:r>
           </w:p>
         </w:tc>
@@ -1154,7 +2704,38 @@
           </w:tcPr>
           <w:p>
             <w:r>
-              <w:t>frame_1265.jpg</w:t>
+              <w:drawing>
+                <wp:inline xmlns:a="http://schemas.openxmlformats.org/drawingml/2006/main" xmlns:pic="http://schemas.openxmlformats.org/drawingml/2006/picture">
+                  <wp:extent cx="1097280" cy="617220"/>
+                  <wp:docPr id="51" name="Picture 51"/>
+                  <wp:cNvGraphicFramePr>
+                    <a:graphicFrameLocks noChangeAspect="1"/>
+                  </wp:cNvGraphicFramePr>
+                  <a:graphic>
+                    <a:graphicData uri="http://schemas.openxmlformats.org/drawingml/2006/picture">
+                      <pic:pic>
+                        <pic:nvPicPr>
+                          <pic:cNvPr id="0" name="frame_1265.jpg"/>
+                          <pic:cNvPicPr/>
+                        </pic:nvPicPr>
+                        <pic:blipFill>
+                          <a:blip r:embed="rId11"/>
+                          <a:stretch>
+                            <a:fillRect/>
+                          </a:stretch>
+                        </pic:blipFill>
+                        <pic:spPr>
+                          <a:xfrm>
+                            <a:off x="0" y="0"/>
+                            <a:ext cx="1097280" cy="617220"/>
+                          </a:xfrm>
+                          <a:prstGeom prst="rect"/>
+                        </pic:spPr>
+                      </pic:pic>
+                    </a:graphicData>
+                  </a:graphic>
+                </wp:inline>
+              </w:drawing>
             </w:r>
           </w:p>
         </w:tc>
@@ -1193,7 +2774,38 @@
           </w:tcPr>
           <w:p>
             <w:r>
-              <w:t>frame_0000.jpg</w:t>
+              <w:drawing>
+                <wp:inline xmlns:a="http://schemas.openxmlformats.org/drawingml/2006/main" xmlns:pic="http://schemas.openxmlformats.org/drawingml/2006/picture">
+                  <wp:extent cx="1097280" cy="617220"/>
+                  <wp:docPr id="52" name="Picture 52"/>
+                  <wp:cNvGraphicFramePr>
+                    <a:graphicFrameLocks noChangeAspect="1"/>
+                  </wp:cNvGraphicFramePr>
+                  <a:graphic>
+                    <a:graphicData uri="http://schemas.openxmlformats.org/drawingml/2006/picture">
+                      <pic:pic>
+                        <pic:nvPicPr>
+                          <pic:cNvPr id="0" name="frame_0000.jpg"/>
+                          <pic:cNvPicPr/>
+                        </pic:nvPicPr>
+                        <pic:blipFill>
+                          <a:blip r:embed="rId9"/>
+                          <a:stretch>
+                            <a:fillRect/>
+                          </a:stretch>
+                        </pic:blipFill>
+                        <pic:spPr>
+                          <a:xfrm>
+                            <a:off x="0" y="0"/>
+                            <a:ext cx="1097280" cy="617220"/>
+                          </a:xfrm>
+                          <a:prstGeom prst="rect"/>
+                        </pic:spPr>
+                      </pic:pic>
+                    </a:graphicData>
+                  </a:graphic>
+                </wp:inline>
+              </w:drawing>
             </w:r>
           </w:p>
         </w:tc>
@@ -1203,7 +2815,38 @@
           </w:tcPr>
           <w:p>
             <w:r>
-              <w:t>frame_0632.jpg</w:t>
+              <w:drawing>
+                <wp:inline xmlns:a="http://schemas.openxmlformats.org/drawingml/2006/main" xmlns:pic="http://schemas.openxmlformats.org/drawingml/2006/picture">
+                  <wp:extent cx="1097280" cy="617220"/>
+                  <wp:docPr id="53" name="Picture 53"/>
+                  <wp:cNvGraphicFramePr>
+                    <a:graphicFrameLocks noChangeAspect="1"/>
+                  </wp:cNvGraphicFramePr>
+                  <a:graphic>
+                    <a:graphicData uri="http://schemas.openxmlformats.org/drawingml/2006/picture">
+                      <pic:pic>
+                        <pic:nvPicPr>
+                          <pic:cNvPr id="0" name="frame_0632.jpg"/>
+                          <pic:cNvPicPr/>
+                        </pic:nvPicPr>
+                        <pic:blipFill>
+                          <a:blip r:embed="rId10"/>
+                          <a:stretch>
+                            <a:fillRect/>
+                          </a:stretch>
+                        </pic:blipFill>
+                        <pic:spPr>
+                          <a:xfrm>
+                            <a:off x="0" y="0"/>
+                            <a:ext cx="1097280" cy="617220"/>
+                          </a:xfrm>
+                          <a:prstGeom prst="rect"/>
+                        </pic:spPr>
+                      </pic:pic>
+                    </a:graphicData>
+                  </a:graphic>
+                </wp:inline>
+              </w:drawing>
             </w:r>
           </w:p>
         </w:tc>
@@ -1213,7 +2856,38 @@
           </w:tcPr>
           <w:p>
             <w:r>
-              <w:t>frame_1265.jpg</w:t>
+              <w:drawing>
+                <wp:inline xmlns:a="http://schemas.openxmlformats.org/drawingml/2006/main" xmlns:pic="http://schemas.openxmlformats.org/drawingml/2006/picture">
+                  <wp:extent cx="1097280" cy="617220"/>
+                  <wp:docPr id="54" name="Picture 54"/>
+                  <wp:cNvGraphicFramePr>
+                    <a:graphicFrameLocks noChangeAspect="1"/>
+                  </wp:cNvGraphicFramePr>
+                  <a:graphic>
+                    <a:graphicData uri="http://schemas.openxmlformats.org/drawingml/2006/picture">
+                      <pic:pic>
+                        <pic:nvPicPr>
+                          <pic:cNvPr id="0" name="frame_1265.jpg"/>
+                          <pic:cNvPicPr/>
+                        </pic:nvPicPr>
+                        <pic:blipFill>
+                          <a:blip r:embed="rId11"/>
+                          <a:stretch>
+                            <a:fillRect/>
+                          </a:stretch>
+                        </pic:blipFill>
+                        <pic:spPr>
+                          <a:xfrm>
+                            <a:off x="0" y="0"/>
+                            <a:ext cx="1097280" cy="617220"/>
+                          </a:xfrm>
+                          <a:prstGeom prst="rect"/>
+                        </pic:spPr>
+                      </pic:pic>
+                    </a:graphicData>
+                  </a:graphic>
+                </wp:inline>
+              </w:drawing>
             </w:r>
           </w:p>
         </w:tc>
@@ -1266,7 +2940,38 @@
           </w:tcPr>
           <w:p>
             <w:r>
-              <w:t>frame_0000.jpg</w:t>
+              <w:drawing>
+                <wp:inline xmlns:a="http://schemas.openxmlformats.org/drawingml/2006/main" xmlns:pic="http://schemas.openxmlformats.org/drawingml/2006/picture">
+                  <wp:extent cx="1280160" cy="720090"/>
+                  <wp:docPr id="55" name="Picture 55"/>
+                  <wp:cNvGraphicFramePr>
+                    <a:graphicFrameLocks noChangeAspect="1"/>
+                  </wp:cNvGraphicFramePr>
+                  <a:graphic>
+                    <a:graphicData uri="http://schemas.openxmlformats.org/drawingml/2006/picture">
+                      <pic:pic>
+                        <pic:nvPicPr>
+                          <pic:cNvPr id="0" name="frame_0000.jpg"/>
+                          <pic:cNvPicPr/>
+                        </pic:nvPicPr>
+                        <pic:blipFill>
+                          <a:blip r:embed="rId9"/>
+                          <a:stretch>
+                            <a:fillRect/>
+                          </a:stretch>
+                        </pic:blipFill>
+                        <pic:spPr>
+                          <a:xfrm>
+                            <a:off x="0" y="0"/>
+                            <a:ext cx="1280160" cy="720090"/>
+                          </a:xfrm>
+                          <a:prstGeom prst="rect"/>
+                        </pic:spPr>
+                      </pic:pic>
+                    </a:graphicData>
+                  </a:graphic>
+                </wp:inline>
+              </w:drawing>
             </w:r>
           </w:p>
         </w:tc>
@@ -1276,7 +2981,38 @@
           </w:tcPr>
           <w:p>
             <w:r>
-              <w:t>frame_0632.jpg</w:t>
+              <w:drawing>
+                <wp:inline xmlns:a="http://schemas.openxmlformats.org/drawingml/2006/main" xmlns:pic="http://schemas.openxmlformats.org/drawingml/2006/picture">
+                  <wp:extent cx="1280160" cy="720090"/>
+                  <wp:docPr id="56" name="Picture 56"/>
+                  <wp:cNvGraphicFramePr>
+                    <a:graphicFrameLocks noChangeAspect="1"/>
+                  </wp:cNvGraphicFramePr>
+                  <a:graphic>
+                    <a:graphicData uri="http://schemas.openxmlformats.org/drawingml/2006/picture">
+                      <pic:pic>
+                        <pic:nvPicPr>
+                          <pic:cNvPr id="0" name="frame_0632.jpg"/>
+                          <pic:cNvPicPr/>
+                        </pic:nvPicPr>
+                        <pic:blipFill>
+                          <a:blip r:embed="rId10"/>
+                          <a:stretch>
+                            <a:fillRect/>
+                          </a:stretch>
+                        </pic:blipFill>
+                        <pic:spPr>
+                          <a:xfrm>
+                            <a:off x="0" y="0"/>
+                            <a:ext cx="1280160" cy="720090"/>
+                          </a:xfrm>
+                          <a:prstGeom prst="rect"/>
+                        </pic:spPr>
+                      </pic:pic>
+                    </a:graphicData>
+                  </a:graphic>
+                </wp:inline>
+              </w:drawing>
             </w:r>
           </w:p>
         </w:tc>
@@ -1286,7 +3022,38 @@
           </w:tcPr>
           <w:p>
             <w:r>
-              <w:t>frame_1265.jpg</w:t>
+              <w:drawing>
+                <wp:inline xmlns:a="http://schemas.openxmlformats.org/drawingml/2006/main" xmlns:pic="http://schemas.openxmlformats.org/drawingml/2006/picture">
+                  <wp:extent cx="1280160" cy="720090"/>
+                  <wp:docPr id="57" name="Picture 57"/>
+                  <wp:cNvGraphicFramePr>
+                    <a:graphicFrameLocks noChangeAspect="1"/>
+                  </wp:cNvGraphicFramePr>
+                  <a:graphic>
+                    <a:graphicData uri="http://schemas.openxmlformats.org/drawingml/2006/picture">
+                      <pic:pic>
+                        <pic:nvPicPr>
+                          <pic:cNvPr id="0" name="frame_1265.jpg"/>
+                          <pic:cNvPicPr/>
+                        </pic:nvPicPr>
+                        <pic:blipFill>
+                          <a:blip r:embed="rId11"/>
+                          <a:stretch>
+                            <a:fillRect/>
+                          </a:stretch>
+                        </pic:blipFill>
+                        <pic:spPr>
+                          <a:xfrm>
+                            <a:off x="0" y="0"/>
+                            <a:ext cx="1280160" cy="720090"/>
+                          </a:xfrm>
+                          <a:prstGeom prst="rect"/>
+                        </pic:spPr>
+                      </pic:pic>
+                    </a:graphicData>
+                  </a:graphic>
+                </wp:inline>
+              </w:drawing>
             </w:r>
           </w:p>
         </w:tc>
@@ -1328,7 +3095,38 @@
           </w:tcPr>
           <w:p>
             <w:r>
-              <w:t>frame_0000.jpg</w:t>
+              <w:drawing>
+                <wp:inline xmlns:a="http://schemas.openxmlformats.org/drawingml/2006/main" xmlns:pic="http://schemas.openxmlformats.org/drawingml/2006/picture">
+                  <wp:extent cx="1280160" cy="720090"/>
+                  <wp:docPr id="58" name="Picture 58"/>
+                  <wp:cNvGraphicFramePr>
+                    <a:graphicFrameLocks noChangeAspect="1"/>
+                  </wp:cNvGraphicFramePr>
+                  <a:graphic>
+                    <a:graphicData uri="http://schemas.openxmlformats.org/drawingml/2006/picture">
+                      <pic:pic>
+                        <pic:nvPicPr>
+                          <pic:cNvPr id="0" name="frame_0000.jpg"/>
+                          <pic:cNvPicPr/>
+                        </pic:nvPicPr>
+                        <pic:blipFill>
+                          <a:blip r:embed="rId9"/>
+                          <a:stretch>
+                            <a:fillRect/>
+                          </a:stretch>
+                        </pic:blipFill>
+                        <pic:spPr>
+                          <a:xfrm>
+                            <a:off x="0" y="0"/>
+                            <a:ext cx="1280160" cy="720090"/>
+                          </a:xfrm>
+                          <a:prstGeom prst="rect"/>
+                        </pic:spPr>
+                      </pic:pic>
+                    </a:graphicData>
+                  </a:graphic>
+                </wp:inline>
+              </w:drawing>
             </w:r>
           </w:p>
         </w:tc>
@@ -1338,7 +3136,38 @@
           </w:tcPr>
           <w:p>
             <w:r>
-              <w:t>frame_0632.jpg</w:t>
+              <w:drawing>
+                <wp:inline xmlns:a="http://schemas.openxmlformats.org/drawingml/2006/main" xmlns:pic="http://schemas.openxmlformats.org/drawingml/2006/picture">
+                  <wp:extent cx="1280160" cy="720090"/>
+                  <wp:docPr id="59" name="Picture 59"/>
+                  <wp:cNvGraphicFramePr>
+                    <a:graphicFrameLocks noChangeAspect="1"/>
+                  </wp:cNvGraphicFramePr>
+                  <a:graphic>
+                    <a:graphicData uri="http://schemas.openxmlformats.org/drawingml/2006/picture">
+                      <pic:pic>
+                        <pic:nvPicPr>
+                          <pic:cNvPr id="0" name="frame_0632.jpg"/>
+                          <pic:cNvPicPr/>
+                        </pic:nvPicPr>
+                        <pic:blipFill>
+                          <a:blip r:embed="rId10"/>
+                          <a:stretch>
+                            <a:fillRect/>
+                          </a:stretch>
+                        </pic:blipFill>
+                        <pic:spPr>
+                          <a:xfrm>
+                            <a:off x="0" y="0"/>
+                            <a:ext cx="1280160" cy="720090"/>
+                          </a:xfrm>
+                          <a:prstGeom prst="rect"/>
+                        </pic:spPr>
+                      </pic:pic>
+                    </a:graphicData>
+                  </a:graphic>
+                </wp:inline>
+              </w:drawing>
             </w:r>
           </w:p>
         </w:tc>
@@ -1348,7 +3177,38 @@
           </w:tcPr>
           <w:p>
             <w:r>
-              <w:t>frame_1265.jpg</w:t>
+              <w:drawing>
+                <wp:inline xmlns:a="http://schemas.openxmlformats.org/drawingml/2006/main" xmlns:pic="http://schemas.openxmlformats.org/drawingml/2006/picture">
+                  <wp:extent cx="1280160" cy="720090"/>
+                  <wp:docPr id="60" name="Picture 60"/>
+                  <wp:cNvGraphicFramePr>
+                    <a:graphicFrameLocks noChangeAspect="1"/>
+                  </wp:cNvGraphicFramePr>
+                  <a:graphic>
+                    <a:graphicData uri="http://schemas.openxmlformats.org/drawingml/2006/picture">
+                      <pic:pic>
+                        <pic:nvPicPr>
+                          <pic:cNvPr id="0" name="frame_1265.jpg"/>
+                          <pic:cNvPicPr/>
+                        </pic:nvPicPr>
+                        <pic:blipFill>
+                          <a:blip r:embed="rId11"/>
+                          <a:stretch>
+                            <a:fillRect/>
+                          </a:stretch>
+                        </pic:blipFill>
+                        <pic:spPr>
+                          <a:xfrm>
+                            <a:off x="0" y="0"/>
+                            <a:ext cx="1280160" cy="720090"/>
+                          </a:xfrm>
+                          <a:prstGeom prst="rect"/>
+                        </pic:spPr>
+                      </pic:pic>
+                    </a:graphicData>
+                  </a:graphic>
+                </wp:inline>
+              </w:drawing>
             </w:r>
           </w:p>
         </w:tc>
@@ -1400,7 +3260,38 @@
           </w:tcPr>
           <w:p>
             <w:r>
-              <w:t>frame_0000.jpg</w:t>
+              <w:drawing>
+                <wp:inline xmlns:a="http://schemas.openxmlformats.org/drawingml/2006/main" xmlns:pic="http://schemas.openxmlformats.org/drawingml/2006/picture">
+                  <wp:extent cx="1280160" cy="720090"/>
+                  <wp:docPr id="61" name="Picture 61"/>
+                  <wp:cNvGraphicFramePr>
+                    <a:graphicFrameLocks noChangeAspect="1"/>
+                  </wp:cNvGraphicFramePr>
+                  <a:graphic>
+                    <a:graphicData uri="http://schemas.openxmlformats.org/drawingml/2006/picture">
+                      <pic:pic>
+                        <pic:nvPicPr>
+                          <pic:cNvPr id="0" name="frame_0000.jpg"/>
+                          <pic:cNvPicPr/>
+                        </pic:nvPicPr>
+                        <pic:blipFill>
+                          <a:blip r:embed="rId9"/>
+                          <a:stretch>
+                            <a:fillRect/>
+                          </a:stretch>
+                        </pic:blipFill>
+                        <pic:spPr>
+                          <a:xfrm>
+                            <a:off x="0" y="0"/>
+                            <a:ext cx="1280160" cy="720090"/>
+                          </a:xfrm>
+                          <a:prstGeom prst="rect"/>
+                        </pic:spPr>
+                      </pic:pic>
+                    </a:graphicData>
+                  </a:graphic>
+                </wp:inline>
+              </w:drawing>
             </w:r>
           </w:p>
         </w:tc>
@@ -1410,7 +3301,38 @@
           </w:tcPr>
           <w:p>
             <w:r>
-              <w:t>frame_0632.jpg</w:t>
+              <w:drawing>
+                <wp:inline xmlns:a="http://schemas.openxmlformats.org/drawingml/2006/main" xmlns:pic="http://schemas.openxmlformats.org/drawingml/2006/picture">
+                  <wp:extent cx="1280160" cy="720090"/>
+                  <wp:docPr id="62" name="Picture 62"/>
+                  <wp:cNvGraphicFramePr>
+                    <a:graphicFrameLocks noChangeAspect="1"/>
+                  </wp:cNvGraphicFramePr>
+                  <a:graphic>
+                    <a:graphicData uri="http://schemas.openxmlformats.org/drawingml/2006/picture">
+                      <pic:pic>
+                        <pic:nvPicPr>
+                          <pic:cNvPr id="0" name="frame_0632.jpg"/>
+                          <pic:cNvPicPr/>
+                        </pic:nvPicPr>
+                        <pic:blipFill>
+                          <a:blip r:embed="rId10"/>
+                          <a:stretch>
+                            <a:fillRect/>
+                          </a:stretch>
+                        </pic:blipFill>
+                        <pic:spPr>
+                          <a:xfrm>
+                            <a:off x="0" y="0"/>
+                            <a:ext cx="1280160" cy="720090"/>
+                          </a:xfrm>
+                          <a:prstGeom prst="rect"/>
+                        </pic:spPr>
+                      </pic:pic>
+                    </a:graphicData>
+                  </a:graphic>
+                </wp:inline>
+              </w:drawing>
             </w:r>
           </w:p>
         </w:tc>
@@ -1420,7 +3342,38 @@
           </w:tcPr>
           <w:p>
             <w:r>
-              <w:t>frame_1265.jpg</w:t>
+              <w:drawing>
+                <wp:inline xmlns:a="http://schemas.openxmlformats.org/drawingml/2006/main" xmlns:pic="http://schemas.openxmlformats.org/drawingml/2006/picture">
+                  <wp:extent cx="1280160" cy="720090"/>
+                  <wp:docPr id="63" name="Picture 63"/>
+                  <wp:cNvGraphicFramePr>
+                    <a:graphicFrameLocks noChangeAspect="1"/>
+                  </wp:cNvGraphicFramePr>
+                  <a:graphic>
+                    <a:graphicData uri="http://schemas.openxmlformats.org/drawingml/2006/picture">
+                      <pic:pic>
+                        <pic:nvPicPr>
+                          <pic:cNvPr id="0" name="frame_1265.jpg"/>
+                          <pic:cNvPicPr/>
+                        </pic:nvPicPr>
+                        <pic:blipFill>
+                          <a:blip r:embed="rId11"/>
+                          <a:stretch>
+                            <a:fillRect/>
+                          </a:stretch>
+                        </pic:blipFill>
+                        <pic:spPr>
+                          <a:xfrm>
+                            <a:off x="0" y="0"/>
+                            <a:ext cx="1280160" cy="720090"/>
+                          </a:xfrm>
+                          <a:prstGeom prst="rect"/>
+                        </pic:spPr>
+                      </pic:pic>
+                    </a:graphicData>
+                  </a:graphic>
+                </wp:inline>
+              </w:drawing>
             </w:r>
           </w:p>
         </w:tc>
